--- a/chapters/08-selection-bias.docx
+++ b/chapters/08-selection-bias.docx
@@ -74,7 +74,7 @@
         <w:t xml:space="preserve">.</w:t>
       </w:r>
     </w:p>
-    <w:bookmarkStart w:id="23" w:name="X8e9ce78d98b049895461e9f354a607c3180533b"/>
+    <w:bookmarkStart w:id="12" w:name="X8e9ce78d98b049895461e9f354a607c3180533b"/>
     <w:p>
       <w:pPr>
         <w:pStyle w:val="Heading2"/>
@@ -164,7 +164,7 @@
         <w:t xml:space="preserve">.</w:t>
       </w:r>
     </w:p>
-    <w:bookmarkStart w:id="20" w:name="X20f1dc60e78dfc223e641402e47717858ee63b7"/>
+    <w:bookmarkStart w:id="9" w:name="X20f1dc60e78dfc223e641402e47717858ee63b7"/>
     <w:p>
       <w:pPr>
         <w:pStyle w:val="Heading3"/>
@@ -462,8 +462,8 @@
         <w:t xml:space="preserve">This is the fundamental structure of selection bias: conditioning on (or restricting to) a common effect of treatment and outcome.</w:t>
       </w:r>
     </w:p>
-    <w:bookmarkEnd w:id="20"/>
-    <w:bookmarkStart w:id="22" w:name="bias-from-conditioning-on-a-collider"/>
+    <w:bookmarkEnd w:id="9"/>
+    <w:bookmarkStart w:id="11" w:name="bias-from-conditioning-on-a-collider"/>
     <w:p>
       <w:pPr>
         <w:pStyle w:val="Heading3"/>
@@ -719,7 +719,7 @@
         </m:r>
       </m:oMath>
     </w:p>
-    <w:bookmarkStart w:id="21" w:name="def-selection-bias"/>
+    <w:bookmarkStart w:id="10" w:name="def-selection-bias"/>
     <w:p>
       <w:pPr>
         <w:pStyle w:val="FirstParagraph"/>
@@ -756,7 +756,7 @@
         <w:t xml:space="preserve">This creates a non-causal association between treatment and outcome, even under the null hypothesis of no treatment effect.</w:t>
       </w:r>
     </w:p>
-    <w:bookmarkEnd w:id="21"/>
+    <w:bookmarkEnd w:id="10"/>
     <w:p>
       <w:pPr>
         <w:pStyle w:val="BodyText"/>
@@ -821,9 +821,9 @@
         <w:t xml:space="preserve">This creates a spurious negative association between treatment and malformation in live births, even if treatment has no causal effect on malformations.</w:t>
       </w:r>
     </w:p>
-    <w:bookmarkEnd w:id="22"/>
-    <w:bookmarkEnd w:id="23"/>
-    <w:bookmarkStart w:id="28" w:name="examples-of-selection-bias-pp.-105-109"/>
+    <w:bookmarkEnd w:id="11"/>
+    <w:bookmarkEnd w:id="12"/>
+    <w:bookmarkStart w:id="17" w:name="examples-of-selection-bias-pp.-105-109"/>
     <w:p>
       <w:pPr>
         <w:pStyle w:val="Heading2"/>
@@ -847,7 +847,7 @@
         <w:t xml:space="preserve">Selection bias can arise in many settings. Here we review several common examples.</w:t>
       </w:r>
     </w:p>
-    <w:bookmarkStart w:id="24" w:name="self-selection-and-volunteer-bias"/>
+    <w:bookmarkStart w:id="13" w:name="self-selection-and-volunteer-bias"/>
     <w:p>
       <w:pPr>
         <w:pStyle w:val="Heading3"/>
@@ -954,8 +954,8 @@
         <w:t xml:space="preserve">Then among volunteers, exercisers may appear less depressed even without a causal effect, simply because volunteers who don’t exercise are selected for being unusually non-depressed (to offset their lower volunteering tendency).</w:t>
       </w:r>
     </w:p>
-    <w:bookmarkEnd w:id="24"/>
-    <w:bookmarkStart w:id="25" w:name="loss-to-follow-up"/>
+    <w:bookmarkEnd w:id="13"/>
+    <w:bookmarkStart w:id="14" w:name="loss-to-follow-up"/>
     <w:p>
       <w:pPr>
         <w:pStyle w:val="Heading3"/>
@@ -1094,8 +1094,8 @@
         <w:t xml:space="preserve">If treatment makes people healthier and healthier people drop out less, the effect may appear more beneficial than it truly is</w:t>
       </w:r>
     </w:p>
-    <w:bookmarkEnd w:id="25"/>
-    <w:bookmarkStart w:id="26" w:name="healthy-worker-bias"/>
+    <w:bookmarkEnd w:id="14"/>
+    <w:bookmarkStart w:id="15" w:name="healthy-worker-bias"/>
     <w:p>
       <w:pPr>
         <w:pStyle w:val="Heading3"/>
@@ -1244,8 +1244,8 @@
         <w:t xml:space="preserve">), even for harmful exposures.</w:t>
       </w:r>
     </w:p>
-    <w:bookmarkEnd w:id="26"/>
-    <w:bookmarkStart w:id="27" w:name="berksons-bias-hospital-selection-bias"/>
+    <w:bookmarkEnd w:id="15"/>
+    <w:bookmarkStart w:id="16" w:name="berksons-bias-hospital-selection-bias"/>
     <w:p>
       <w:pPr>
         <w:pStyle w:val="Heading3"/>
@@ -1400,9 +1400,9 @@
         <w:t xml:space="preserve">is a collider: various diseases and risk factors increase the probability of hospitalization.</w:t>
       </w:r>
     </w:p>
-    <w:bookmarkEnd w:id="27"/>
-    <w:bookmarkEnd w:id="28"/>
-    <w:bookmarkStart w:id="32" w:name="Xc646708f9b1fec6b3a3e4e8e7da7c0e19603c14"/>
+    <w:bookmarkEnd w:id="16"/>
+    <w:bookmarkEnd w:id="17"/>
+    <w:bookmarkStart w:id="21" w:name="Xc646708f9b1fec6b3a3e4e8e7da7c0e19603c14"/>
     <w:p>
       <w:pPr>
         <w:pStyle w:val="Heading2"/>
@@ -1426,7 +1426,7 @@
         <w:t xml:space="preserve">Selection bias and confounding are both forms of non-exchangeability, but they have different causal structures.</w:t>
       </w:r>
     </w:p>
-    <w:bookmarkStart w:id="29" w:name="structural-differences"/>
+    <w:bookmarkStart w:id="18" w:name="structural-differences"/>
     <w:p>
       <w:pPr>
         <w:pStyle w:val="Heading3"/>
@@ -1633,8 +1633,8 @@
         <w:t xml:space="preserve">Created by the process of selecting individuals into the analysis</w:t>
       </w:r>
     </w:p>
-    <w:bookmarkEnd w:id="29"/>
-    <w:bookmarkStart w:id="30" w:name="can-both-occur-simultaneously"/>
+    <w:bookmarkEnd w:id="18"/>
+    <w:bookmarkStart w:id="19" w:name="can-both-occur-simultaneously"/>
     <w:p>
       <w:pPr>
         <w:pStyle w:val="Heading3"/>
@@ -1818,8 +1818,8 @@
         <w:t xml:space="preserve">This is why careful causal analysis using DAGs is essential before deciding which variables to adjust for.</w:t>
       </w:r>
     </w:p>
-    <w:bookmarkEnd w:id="30"/>
-    <w:bookmarkStart w:id="31" w:name="confounding-by-selection"/>
+    <w:bookmarkEnd w:id="19"/>
+    <w:bookmarkStart w:id="20" w:name="confounding-by-selection"/>
     <w:p>
       <w:pPr>
         <w:pStyle w:val="Heading3"/>
@@ -1933,9 +1933,9 @@
         <w:t xml:space="preserve">opens that path, creating confounding</w:t>
       </w:r>
     </w:p>
-    <w:bookmarkEnd w:id="31"/>
-    <w:bookmarkEnd w:id="32"/>
-    <w:bookmarkStart w:id="36" w:name="selection-bias-and-censoring-pp.-111-113"/>
+    <w:bookmarkEnd w:id="20"/>
+    <w:bookmarkEnd w:id="21"/>
+    <w:bookmarkStart w:id="25" w:name="selection-bias-and-censoring-pp.-111-113"/>
     <w:p>
       <w:pPr>
         <w:pStyle w:val="Heading2"/>
@@ -1969,7 +1969,7 @@
         <w:t xml:space="preserve">is a specific form of selection where we fail to observe the outcome for some individuals.</w:t>
       </w:r>
     </w:p>
-    <w:bookmarkStart w:id="33" w:name="types-of-censoring"/>
+    <w:bookmarkStart w:id="22" w:name="types-of-censoring"/>
     <w:p>
       <w:pPr>
         <w:pStyle w:val="Heading3"/>
@@ -2023,8 +2023,8 @@
         <w:t xml:space="preserve">: Outcome time is known only to occur within an interval.</w:t>
       </w:r>
     </w:p>
-    <w:bookmarkEnd w:id="33"/>
-    <w:bookmarkStart w:id="35" w:name="selection-bias-due-to-censoring"/>
+    <w:bookmarkEnd w:id="22"/>
+    <w:bookmarkStart w:id="24" w:name="selection-bias-due-to-censoring"/>
     <w:p>
       <w:pPr>
         <w:pStyle w:val="Heading3"/>
@@ -2065,7 +2065,7 @@
         <w:t xml:space="preserve">The analysis is restricted to uncensored observations</w:t>
       </w:r>
     </w:p>
-    <w:bookmarkStart w:id="34" w:name="exm-censoring-bias"/>
+    <w:bookmarkStart w:id="23" w:name="exm-censoring-bias"/>
     <w:p>
       <w:pPr>
         <w:pStyle w:val="FirstParagraph"/>
@@ -2251,7 +2251,7 @@
         <w:t xml:space="preserve">creates selection bias.</w:t>
       </w:r>
     </w:p>
-    <w:bookmarkEnd w:id="34"/>
+    <w:bookmarkEnd w:id="23"/>
     <w:p>
       <w:pPr>
         <w:pStyle w:val="BodyText"/>
@@ -2326,9 +2326,9 @@
         <w:t xml:space="preserve">Survival analysis methods (Chapter 17)</w:t>
       </w:r>
     </w:p>
-    <w:bookmarkEnd w:id="35"/>
-    <w:bookmarkEnd w:id="36"/>
-    <w:bookmarkStart w:id="39" w:name="X6e9cca7c0ff3f36d8761d02ba3f3fbbb6c7ce16"/>
+    <w:bookmarkEnd w:id="24"/>
+    <w:bookmarkEnd w:id="25"/>
+    <w:bookmarkStart w:id="28" w:name="X6e9cca7c0ff3f36d8761d02ba3f3fbbb6c7ce16"/>
     <w:p>
       <w:pPr>
         <w:pStyle w:val="Heading2"/>
@@ -2352,7 +2352,7 @@
         <w:t xml:space="preserve">Like confounding, selection bias can sometimes be adjusted for if appropriate data are available.</w:t>
       </w:r>
     </w:p>
-    <w:bookmarkStart w:id="37" w:name="methods-to-adjust-for-selection-bias"/>
+    <w:bookmarkStart w:id="26" w:name="methods-to-adjust-for-selection-bias"/>
     <w:p>
       <w:pPr>
         <w:pStyle w:val="Heading3"/>
@@ -2432,55 +2432,57 @@
               <m:r>
                 <m:t>r</m:t>
               </m:r>
-              <m:d>
-                <m:dPr>
-                  <m:begChr m:val="["/>
-                  <m:sepChr m:val=""/>
-                  <m:endChr m:val="]"/>
-                  <m:grow/>
-                </m:dPr>
-                <m:e>
-                  <m:r>
-                    <m:t>S</m:t>
-                  </m:r>
-                  <m:r>
-                    <m:rPr>
-                      <m:sty m:val="p"/>
-                    </m:rPr>
-                    <m:t>=</m:t>
-                  </m:r>
-                  <m:r>
-                    <m:t>1</m:t>
-                  </m:r>
-                  <m:r>
-                    <m:rPr>
-                      <m:sty m:val="p"/>
-                    </m:rPr>
-                    <m:t>|</m:t>
-                  </m:r>
-                  <m:r>
-                    <m:t>A</m:t>
-                  </m:r>
-                  <m:r>
-                    <m:rPr>
-                      <m:sty m:val="p"/>
-                    </m:rPr>
-                    <m:t>,</m:t>
-                  </m:r>
-                  <m:r>
-                    <m:t>Y</m:t>
-                  </m:r>
-                  <m:r>
-                    <m:rPr>
-                      <m:sty m:val="p"/>
-                    </m:rPr>
-                    <m:t>,</m:t>
-                  </m:r>
-                  <m:r>
-                    <m:t>L</m:t>
-                  </m:r>
-                </m:e>
-              </m:d>
+              <m:r>
+                <m:rPr>
+                  <m:sty m:val="p"/>
+                </m:rPr>
+                <m:t>[</m:t>
+              </m:r>
+              <m:r>
+                <m:t>S</m:t>
+              </m:r>
+              <m:r>
+                <m:rPr>
+                  <m:sty m:val="p"/>
+                </m:rPr>
+                <m:t>=</m:t>
+              </m:r>
+              <m:r>
+                <m:t>1</m:t>
+              </m:r>
+              <m:r>
+                <m:rPr>
+                  <m:sty m:val="p"/>
+                </m:rPr>
+                <m:t>|</m:t>
+              </m:r>
+              <m:r>
+                <m:t>A</m:t>
+              </m:r>
+              <m:r>
+                <m:rPr>
+                  <m:sty m:val="p"/>
+                </m:rPr>
+                <m:t>,</m:t>
+              </m:r>
+              <m:r>
+                <m:t>Y</m:t>
+              </m:r>
+              <m:r>
+                <m:rPr>
+                  <m:sty m:val="p"/>
+                </m:rPr>
+                <m:t>,</m:t>
+              </m:r>
+              <m:r>
+                <m:t>L</m:t>
+              </m:r>
+              <m:r>
+                <m:rPr>
+                  <m:sty m:val="p"/>
+                </m:rPr>
+                <m:t>]</m:t>
+              </m:r>
             </m:den>
           </m:f>
         </m:oMath>
@@ -2558,55 +2560,57 @@
         <m:r>
           <m:t>r</m:t>
         </m:r>
-        <m:d>
-          <m:dPr>
-            <m:begChr m:val="["/>
-            <m:sepChr m:val=""/>
-            <m:endChr m:val="]"/>
-            <m:grow/>
-          </m:dPr>
-          <m:e>
-            <m:r>
-              <m:t>S</m:t>
-            </m:r>
-            <m:r>
-              <m:rPr>
-                <m:sty m:val="p"/>
-              </m:rPr>
-              <m:t>=</m:t>
-            </m:r>
-            <m:r>
-              <m:t>1</m:t>
-            </m:r>
-            <m:r>
-              <m:rPr>
-                <m:sty m:val="p"/>
-              </m:rPr>
-              <m:t>|</m:t>
-            </m:r>
-            <m:r>
-              <m:t>A</m:t>
-            </m:r>
-            <m:r>
-              <m:rPr>
-                <m:sty m:val="p"/>
-              </m:rPr>
-              <m:t>,</m:t>
-            </m:r>
-            <m:r>
-              <m:t>Y</m:t>
-            </m:r>
-            <m:r>
-              <m:rPr>
-                <m:sty m:val="p"/>
-              </m:rPr>
-              <m:t>,</m:t>
-            </m:r>
-            <m:r>
-              <m:t>L</m:t>
-            </m:r>
-          </m:e>
-        </m:d>
+        <m:r>
+          <m:rPr>
+            <m:sty m:val="p"/>
+          </m:rPr>
+          <m:t>[</m:t>
+        </m:r>
+        <m:r>
+          <m:t>S</m:t>
+        </m:r>
+        <m:r>
+          <m:rPr>
+            <m:sty m:val="p"/>
+          </m:rPr>
+          <m:t>=</m:t>
+        </m:r>
+        <m:r>
+          <m:t>1</m:t>
+        </m:r>
+        <m:r>
+          <m:rPr>
+            <m:sty m:val="p"/>
+          </m:rPr>
+          <m:t>|</m:t>
+        </m:r>
+        <m:r>
+          <m:t>A</m:t>
+        </m:r>
+        <m:r>
+          <m:rPr>
+            <m:sty m:val="p"/>
+          </m:rPr>
+          <m:t>,</m:t>
+        </m:r>
+        <m:r>
+          <m:t>Y</m:t>
+        </m:r>
+        <m:r>
+          <m:rPr>
+            <m:sty m:val="p"/>
+          </m:rPr>
+          <m:t>,</m:t>
+        </m:r>
+        <m:r>
+          <m:t>L</m:t>
+        </m:r>
+        <m:r>
+          <m:rPr>
+            <m:sty m:val="p"/>
+          </m:rPr>
+          <m:t>]</m:t>
+        </m:r>
       </m:oMath>
       <w:r>
         <w:t xml:space="preserve"> </w:t>
@@ -2672,55 +2676,57 @@
         <m:r>
           <m:t>r</m:t>
         </m:r>
-        <m:d>
-          <m:dPr>
-            <m:begChr m:val="["/>
-            <m:sepChr m:val=""/>
-            <m:endChr m:val="]"/>
-            <m:grow/>
-          </m:dPr>
-          <m:e>
-            <m:r>
-              <m:t>S</m:t>
-            </m:r>
-            <m:r>
-              <m:rPr>
-                <m:sty m:val="p"/>
-              </m:rPr>
-              <m:t>=</m:t>
-            </m:r>
-            <m:r>
-              <m:t>1</m:t>
-            </m:r>
-            <m:r>
-              <m:rPr>
-                <m:sty m:val="p"/>
-              </m:rPr>
-              <m:t>|</m:t>
-            </m:r>
-            <m:r>
-              <m:t>A</m:t>
-            </m:r>
-            <m:r>
-              <m:rPr>
-                <m:sty m:val="p"/>
-              </m:rPr>
-              <m:t>,</m:t>
-            </m:r>
-            <m:r>
-              <m:t>Y</m:t>
-            </m:r>
-            <m:r>
-              <m:rPr>
-                <m:sty m:val="p"/>
-              </m:rPr>
-              <m:t>,</m:t>
-            </m:r>
-            <m:r>
-              <m:t>L</m:t>
-            </m:r>
-          </m:e>
-        </m:d>
+        <m:r>
+          <m:rPr>
+            <m:sty m:val="p"/>
+          </m:rPr>
+          <m:t>[</m:t>
+        </m:r>
+        <m:r>
+          <m:t>S</m:t>
+        </m:r>
+        <m:r>
+          <m:rPr>
+            <m:sty m:val="p"/>
+          </m:rPr>
+          <m:t>=</m:t>
+        </m:r>
+        <m:r>
+          <m:t>1</m:t>
+        </m:r>
+        <m:r>
+          <m:rPr>
+            <m:sty m:val="p"/>
+          </m:rPr>
+          <m:t>|</m:t>
+        </m:r>
+        <m:r>
+          <m:t>A</m:t>
+        </m:r>
+        <m:r>
+          <m:rPr>
+            <m:sty m:val="p"/>
+          </m:rPr>
+          <m:t>,</m:t>
+        </m:r>
+        <m:r>
+          <m:t>Y</m:t>
+        </m:r>
+        <m:r>
+          <m:rPr>
+            <m:sty m:val="p"/>
+          </m:rPr>
+          <m:t>,</m:t>
+        </m:r>
+        <m:r>
+          <m:t>L</m:t>
+        </m:r>
+        <m:r>
+          <m:rPr>
+            <m:sty m:val="p"/>
+          </m:rPr>
+          <m:t>]</m:t>
+        </m:r>
         <m:r>
           <m:rPr>
             <m:sty m:val="p"/>
@@ -2907,8 +2913,8 @@
         <w:t xml:space="preserve">If the causal effect is the same in both groups, we can identify the population average causal effect.</w:t>
       </w:r>
     </w:p>
-    <w:bookmarkEnd w:id="37"/>
-    <w:bookmarkStart w:id="38" w:name="when-can-selection-bias-be-eliminated"/>
+    <w:bookmarkEnd w:id="26"/>
+    <w:bookmarkStart w:id="27" w:name="when-can-selection-bias-be-eliminated"/>
     <w:p>
       <w:pPr>
         <w:pStyle w:val="Heading3"/>
@@ -3023,9 +3029,9 @@
         <w:t xml:space="preserve">: Design studies to minimize selection bias rather than trying to adjust for it statistically.</w:t>
       </w:r>
     </w:p>
-    <w:bookmarkEnd w:id="38"/>
-    <w:bookmarkEnd w:id="39"/>
-    <w:bookmarkStart w:id="42" w:name="selection-without-bias-pp.-115-116"/>
+    <w:bookmarkEnd w:id="27"/>
+    <w:bookmarkEnd w:id="28"/>
+    <w:bookmarkStart w:id="31" w:name="selection-without-bias-pp.-115-116"/>
     <w:p>
       <w:pPr>
         <w:pStyle w:val="Heading2"/>
@@ -3049,7 +3055,7 @@
         <w:t xml:space="preserve">Not all selection creates bias. Selection is harmless under certain conditions.</w:t>
       </w:r>
     </w:p>
-    <w:bookmarkStart w:id="40" w:name="unconditional-selection"/>
+    <w:bookmarkStart w:id="29" w:name="unconditional-selection"/>
     <w:p>
       <w:pPr>
         <w:pStyle w:val="Heading3"/>
@@ -3230,8 +3236,8 @@
         <w:t xml:space="preserve">Can use logistic regression, with proper design and analysis</w:t>
       </w:r>
     </w:p>
-    <w:bookmarkEnd w:id="40"/>
-    <w:bookmarkStart w:id="41" w:name="conditional-selection"/>
+    <w:bookmarkEnd w:id="29"/>
+    <w:bookmarkStart w:id="30" w:name="conditional-selection"/>
     <w:p>
       <w:pPr>
         <w:pStyle w:val="Heading3"/>
@@ -3354,9 +3360,9 @@
         <w:t xml:space="preserve">This is different from selection bias, which creates a spurious association even within the selected population</w:t>
       </w:r>
     </w:p>
-    <w:bookmarkEnd w:id="41"/>
-    <w:bookmarkEnd w:id="42"/>
-    <w:bookmarkStart w:id="43" w:name="summary"/>
+    <w:bookmarkEnd w:id="30"/>
+    <w:bookmarkEnd w:id="31"/>
+    <w:bookmarkStart w:id="32" w:name="summary"/>
     <w:p>
       <w:pPr>
         <w:pStyle w:val="Heading2"/>
@@ -3933,8 +3939,8 @@
         <w:t xml:space="preserve">: Advanced methods including censoring and time-varying treatments</w:t>
       </w:r>
     </w:p>
-    <w:bookmarkEnd w:id="43"/>
-    <w:bookmarkStart w:id="47" w:name="references"/>
+    <w:bookmarkEnd w:id="32"/>
+    <w:bookmarkStart w:id="36" w:name="references"/>
     <w:p>
       <w:pPr>
         <w:pStyle w:val="Heading2"/>
@@ -3950,8 +3956,8 @@
         </w:pict>
       </w:r>
     </w:p>
-    <w:bookmarkStart w:id="46" w:name="refs"/>
-    <w:bookmarkStart w:id="45" w:name="ref-hernan2020causal"/>
+    <w:bookmarkStart w:id="35" w:name="refs"/>
+    <w:bookmarkStart w:id="34" w:name="ref-hernan2020causal"/>
     <w:p>
       <w:pPr>
         <w:pStyle w:val="Bibliography"/>
@@ -3970,12 +3976,12 @@
         <w:t xml:space="preserve">Causal Inference: What If</w:t>
       </w:r>
       <w:r>
-        <w:t xml:space="preserve">. Boca Raton: Chapman &amp; Hall/CRC.</w:t>
-      </w:r>
-      <w:r>
-        <w:t xml:space="preserve"> </w:t>
-      </w:r>
-      <w:hyperlink r:id="rId44">
+        <w:t xml:space="preserve">. Chapman &amp; Hall/CRC.</w:t>
+      </w:r>
+      <w:r>
+        <w:t xml:space="preserve"> </w:t>
+      </w:r>
+      <w:hyperlink r:id="rId33">
         <w:r>
           <w:rPr>
             <w:rStyle w:val="Hyperlink"/>
@@ -3987,9 +3993,9 @@
         <w:t xml:space="preserve">.</w:t>
       </w:r>
     </w:p>
-    <w:bookmarkEnd w:id="45"/>
-    <w:bookmarkEnd w:id="46"/>
-    <w:bookmarkEnd w:id="47"/>
+    <w:bookmarkEnd w:id="34"/>
+    <w:bookmarkEnd w:id="35"/>
+    <w:bookmarkEnd w:id="36"/>
     <w:sectPr>
       <w:footnotePr>
         <w:numRestart w:val="eachSect"/>
@@ -4584,10 +4590,10 @@
   <w:docDefaults>
     <w:rPrDefault>
       <w:rPr>
-        <w:rFonts w:asciiTheme="minorHAnsi" w:cstheme="minorBidi" w:eastAsiaTheme="minorHAnsi" w:hAnsiTheme="minorHAnsi"/>
+        <w:rFonts w:asciiTheme="minorHAnsi" w:cstheme="minorBidi" w:eastAsiaTheme="minorEastAsia" w:hAnsiTheme="minorHAnsi"/>
         <w:sz w:val="24"/>
         <w:szCs w:val="24"/>
-        <w:lang w:bidi="ar-SA" w:eastAsia="en-US" w:val="en-US"/>
+        <w:lang w:bidi="ar-SA" w:eastAsia="zh-CN" w:val="en-US"/>
       </w:rPr>
     </w:rPrDefault>
     <w:pPrDefault>
@@ -5128,13 +5134,6 @@
       </w:tblCellMar>
     </w:tblPr>
     <w:tblStylePr w:type="firstRow">
-      <w:tblPr>
-        <w:jc w:val="left"/>
-        <w:tblInd w:type="dxa" w:w="0"/>
-      </w:tblPr>
-      <w:trPr>
-        <w:jc w:val="left"/>
-      </w:trPr>
       <w:tcPr>
         <w:tcBorders>
           <w:bottom w:val="single"/>

--- a/chapters/08-selection-bias.docx
+++ b/chapters/08-selection-bias.docx
@@ -719,21 +719,862 @@
         </m:r>
       </m:oMath>
     </w:p>
-    <w:bookmarkStart w:id="10" w:name="def-selection-bias"/>
-    <w:p>
-      <w:pPr>
-        <w:pStyle w:val="FirstParagraph"/>
+    <w:tbl>
+      <w:tblPr>
+        <w:tblStyle w:val="Table"/>
+        <w:tblInd w:w="164" w:type="dxa"/>
+        <w:tblBorders>
+          <w:left w:val="single" w:sz="24" w:space="0" w:color="909090"/>
+        </w:tblBorders>
+        <w:tblCellMar>
+          <w:left w:w="0" w:type="dxa"/>
+          <w:right w:w="0" w:type="dxa"/>
+        </w:tblCellMar>
+        <w:tblLook w:firstRow="0" w:lastRow="0" w:firstColumn="0" w:lastColumn="0" w:noHBand="0" w:noVBand="0" w:val="0000"/>
+      </w:tblPr>
+      <w:tblGrid>
+        <w:gridCol w:w="7920"/>
+      </w:tblGrid>
+      <w:tr>
+        <w:trPr>
+          <w:cantSplit/>
+        </w:trPr>
+        <w:tc>
+          <w:tcPr>
+            <w:tcMar>
+              <w:left w:w="144" w:type="dxa"/>
+            </w:tcMar>
+          </w:tcPr>
+          <w:p>
+            <w:pPr>
+              <w:pStyle w:val="FirstParagraph"/>
+            </w:pPr>
+            <w:pPr>
+              <w:spacing w:before="16" w:after="64"/>
+            </w:pPr>
+          </w:p>
+          <w:bookmarkStart w:id="10" w:name="def-selection-bias"/>
+          <w:p>
+            <w:pPr>
+              <w:pStyle w:val="BodyText"/>
+            </w:pPr>
+            <w:r>
+              <w:rPr>
+                <w:b/>
+                <w:bCs/>
+              </w:rPr>
+              <w:t xml:space="preserve">Definition 1 (Selection Bias)</w:t>
+            </w:r>
+            <w:r>
+              <w:t xml:space="preserve"> </w:t>
+            </w:r>
+            <w:r>
+              <w:rPr>
+                <w:b/>
+                <w:bCs/>
+              </w:rPr>
+              <w:t xml:space="preserve">Selection bias</w:t>
+            </w:r>
+            <w:r>
+              <w:t xml:space="preserve"> </w:t>
+            </w:r>
+            <w:r>
+              <w:t xml:space="preserve">occurs when conditioning on (or restricting the analysis to) a common effect of treatment and outcome, or conditioning on a variable affected by such a common effect.</w:t>
+            </w:r>
+          </w:p>
+          <w:p>
+            <w:pPr>
+              <w:pStyle w:val="BodyText"/>
+            </w:pPr>
+            <w:r>
+              <w:t xml:space="preserve">This creates a non-causal association between treatment and outcome, even under the null hypothesis of no treatment effect.</w:t>
+            </w:r>
+          </w:p>
+          <w:bookmarkEnd w:id="10"/>
+        </w:tc>
+      </w:tr>
+    </w:tbl>
+    <w:p>
+      <w:pPr>
+        <w:pStyle w:val="BodyText"/>
       </w:pPr>
       <w:r>
         <w:rPr>
           <w:b/>
           <w:bCs/>
         </w:rPr>
-        <w:t xml:space="preserve">Definition 1 (Selection Bias)</w:t>
-      </w:r>
-      <w:r>
-        <w:t xml:space="preserve"> </w:t>
-      </w:r>
+        <w:t xml:space="preserve">Why does this create bias?</w:t>
+      </w:r>
+    </w:p>
+    <w:p>
+      <w:pPr>
+        <w:pStyle w:val="BodyText"/>
+      </w:pPr>
+      <w:r>
+        <w:t xml:space="preserve">Within the selected subset (e.g., live births):</w:t>
+      </w:r>
+    </w:p>
+    <w:p>
+      <w:pPr>
+        <w:pStyle w:val="Compact"/>
+        <w:numPr>
+          <w:ilvl w:val="0"/>
+          <w:numId w:val="1004"/>
+        </w:numPr>
+      </w:pPr>
+      <w:r>
+        <w:t xml:space="preserve">Treated mothers who had a live birth are more likely to have fetuses without malformations (because treatment reduces abortion risk, so treated mothers with malformed fetuses can still have live births)</w:t>
+      </w:r>
+    </w:p>
+    <w:p>
+      <w:pPr>
+        <w:pStyle w:val="Compact"/>
+        <w:numPr>
+          <w:ilvl w:val="0"/>
+          <w:numId w:val="1004"/>
+        </w:numPr>
+      </w:pPr>
+      <w:r>
+        <w:t xml:space="preserve">Untreated mothers who had a live birth and whose fetuses had malformations must have been</w:t>
+      </w:r>
+      <w:r>
+        <w:t xml:space="preserve"> </w:t>
+      </w:r>
+      <w:r>
+        <w:t xml:space="preserve">“lucky”</w:t>
+      </w:r>
+      <w:r>
+        <w:t xml:space="preserve"> </w:t>
+      </w:r>
+      <w:r>
+        <w:t xml:space="preserve">in other ways to avoid abortion</w:t>
+      </w:r>
+    </w:p>
+    <w:p>
+      <w:pPr>
+        <w:pStyle w:val="FirstParagraph"/>
+      </w:pPr>
+      <w:r>
+        <w:t xml:space="preserve">This creates a spurious negative association between treatment and malformation in live births, even if treatment has no causal effect on malformations.</w:t>
+      </w:r>
+    </w:p>
+    <w:bookmarkEnd w:id="11"/>
+    <w:bookmarkEnd w:id="12"/>
+    <w:bookmarkStart w:id="17" w:name="examples-of-selection-bias-pp.-105-109"/>
+    <w:p>
+      <w:pPr>
+        <w:pStyle w:val="Heading2"/>
+      </w:pPr>
+      <w:r>
+        <w:t xml:space="preserve">2 8.2 Examples of Selection Bias (pp. 105-109)</w:t>
+      </w:r>
+    </w:p>
+    <w:p>
+      <w:r>
+        <w:pict>
+          <v:rect style="width:0;height:1.5pt" o:hralign="center" o:hrstd="t" o:hr="t"/>
+        </w:pict>
+      </w:r>
+    </w:p>
+    <w:p>
+      <w:pPr>
+        <w:pStyle w:val="FirstParagraph"/>
+      </w:pPr>
+      <w:r>
+        <w:t xml:space="preserve">Selection bias can arise in many settings. Here we review several common examples.</w:t>
+      </w:r>
+    </w:p>
+    <w:bookmarkStart w:id="13" w:name="self-selection-and-volunteer-bias"/>
+    <w:p>
+      <w:pPr>
+        <w:pStyle w:val="Heading3"/>
+      </w:pPr>
+      <w:r>
+        <w:t xml:space="preserve">2.1 Self-Selection and Volunteer Bias</w:t>
+      </w:r>
+    </w:p>
+    <w:p>
+      <w:pPr>
+        <w:pStyle w:val="FirstParagraph"/>
+      </w:pPr>
+      <w:r>
+        <w:rPr>
+          <w:b/>
+          <w:bCs/>
+        </w:rPr>
+        <w:t xml:space="preserve">Scenario</w:t>
+      </w:r>
+      <w:r>
+        <w:t xml:space="preserve">: Volunteers for a study may differ systematically from non-volunteers.</w:t>
+      </w:r>
+    </w:p>
+    <w:p>
+      <w:pPr>
+        <w:pStyle w:val="BodyText"/>
+      </w:pPr>
+      <w:r>
+        <w:rPr>
+          <w:b/>
+          <w:bCs/>
+        </w:rPr>
+        <w:t xml:space="preserve">Example</w:t>
+      </w:r>
+      <w:r>
+        <w:t xml:space="preserve">: A study of the effect of exercise</w:t>
+      </w:r>
+      <w:r>
+        <w:t xml:space="preserve"> </w:t>
+      </w:r>
+      <m:oMath>
+        <m:r>
+          <m:t>A</m:t>
+        </m:r>
+      </m:oMath>
+      <w:r>
+        <w:t xml:space="preserve"> </w:t>
+      </w:r>
+      <w:r>
+        <w:t xml:space="preserve">on depression</w:t>
+      </w:r>
+      <w:r>
+        <w:t xml:space="preserve"> </w:t>
+      </w:r>
+      <m:oMath>
+        <m:r>
+          <m:t>Y</m:t>
+        </m:r>
+      </m:oMath>
+      <w:r>
+        <w:t xml:space="preserve"> </w:t>
+      </w:r>
+      <w:r>
+        <w:t xml:space="preserve">recruits volunteers.</w:t>
+      </w:r>
+    </w:p>
+    <w:p>
+      <w:pPr>
+        <w:pStyle w:val="BodyText"/>
+      </w:pPr>
+      <w:r>
+        <w:t xml:space="preserve">If both:</w:t>
+      </w:r>
+    </w:p>
+    <w:p>
+      <w:pPr>
+        <w:pStyle w:val="Compact"/>
+        <w:numPr>
+          <w:ilvl w:val="0"/>
+          <w:numId w:val="1005"/>
+        </w:numPr>
+      </w:pPr>
+      <w:r>
+        <w:t xml:space="preserve">People who exercise are more likely to volunteer</w:t>
+      </w:r>
+    </w:p>
+    <w:p>
+      <w:pPr>
+        <w:pStyle w:val="Compact"/>
+        <w:numPr>
+          <w:ilvl w:val="0"/>
+          <w:numId w:val="1005"/>
+        </w:numPr>
+      </w:pPr>
+      <w:r>
+        <w:t xml:space="preserve">People without depression are more likely to volunteer</w:t>
+      </w:r>
+    </w:p>
+    <w:p>
+      <w:pPr>
+        <w:pStyle w:val="FirstParagraph"/>
+      </w:pPr>
+      <w:r>
+        <w:t xml:space="preserve">Then among volunteers, exercisers may appear less depressed even without a causal effect, simply because volunteers who don’t exercise are selected for being unusually non-depressed (to offset their lower volunteering tendency).</w:t>
+      </w:r>
+    </w:p>
+    <w:bookmarkEnd w:id="13"/>
+    <w:bookmarkStart w:id="14" w:name="loss-to-follow-up"/>
+    <w:p>
+      <w:pPr>
+        <w:pStyle w:val="Heading3"/>
+      </w:pPr>
+      <w:r>
+        <w:t xml:space="preserve">2.2 Loss to Follow-Up</w:t>
+      </w:r>
+    </w:p>
+    <w:p>
+      <w:pPr>
+        <w:pStyle w:val="FirstParagraph"/>
+      </w:pPr>
+      <w:r>
+        <w:rPr>
+          <w:b/>
+          <w:bCs/>
+        </w:rPr>
+        <w:t xml:space="preserve">Scenario</w:t>
+      </w:r>
+      <w:r>
+        <w:t xml:space="preserve">: Individuals drop out of a study after treatment assignment but before outcome measurement.</w:t>
+      </w:r>
+    </w:p>
+    <w:p>
+      <w:pPr>
+        <w:pStyle w:val="BodyText"/>
+      </w:pPr>
+      <w:r>
+        <w:rPr>
+          <w:b/>
+          <w:bCs/>
+        </w:rPr>
+        <w:t xml:space="preserve">Example</w:t>
+      </w:r>
+      <w:r>
+        <w:t xml:space="preserve">: Sicker patients are more likely to drop out, and treatment affects sickness.</w:t>
+      </w:r>
+    </w:p>
+    <w:p>
+      <w:pPr>
+        <w:pStyle w:val="BodyText"/>
+      </w:pPr>
+      <w:r>
+        <w:t xml:space="preserve">If the analysis is restricted to those who complete the study, selection bias may occur because completion status</w:t>
+      </w:r>
+      <w:r>
+        <w:t xml:space="preserve"> </w:t>
+      </w:r>
+      <m:oMath>
+        <m:r>
+          <m:t>C</m:t>
+        </m:r>
+      </m:oMath>
+      <w:r>
+        <w:t xml:space="preserve"> </w:t>
+      </w:r>
+      <w:r>
+        <w:t xml:space="preserve">is affected by both treatment</w:t>
+      </w:r>
+      <w:r>
+        <w:t xml:space="preserve"> </w:t>
+      </w:r>
+      <m:oMath>
+        <m:r>
+          <m:t>A</m:t>
+        </m:r>
+      </m:oMath>
+      <w:r>
+        <w:t xml:space="preserve"> </w:t>
+      </w:r>
+      <w:r>
+        <w:t xml:space="preserve">and outcome</w:t>
+      </w:r>
+      <w:r>
+        <w:t xml:space="preserve"> </w:t>
+      </w:r>
+      <m:oMath>
+        <m:r>
+          <m:t>Y</m:t>
+        </m:r>
+      </m:oMath>
+      <w:r>
+        <w:t xml:space="preserve"> </w:t>
+      </w:r>
+      <w:r>
+        <w:t xml:space="preserve">(or their common causes).</w:t>
+      </w:r>
+    </w:p>
+    <w:p>
+      <w:pPr>
+        <w:pStyle w:val="BodyText"/>
+      </w:pPr>
+      <w:r>
+        <w:rPr>
+          <w:b/>
+          <w:bCs/>
+        </w:rPr>
+        <w:t xml:space="preserve">Loss to follow-up</w:t>
+      </w:r>
+      <w:r>
+        <w:t xml:space="preserve"> </w:t>
+      </w:r>
+      <w:r>
+        <w:t xml:space="preserve">is one of the most common sources of selection bias in practice.</w:t>
+      </w:r>
+    </w:p>
+    <w:p>
+      <w:pPr>
+        <w:pStyle w:val="BodyText"/>
+      </w:pPr>
+      <w:r>
+        <w:t xml:space="preserve">The bias can go in either direction depending on the pattern of dropout:</w:t>
+      </w:r>
+    </w:p>
+    <w:p>
+      <w:pPr>
+        <w:pStyle w:val="Compact"/>
+        <w:numPr>
+          <w:ilvl w:val="0"/>
+          <w:numId w:val="1006"/>
+        </w:numPr>
+      </w:pPr>
+      <w:r>
+        <w:t xml:space="preserve">If treatment makes people sicker and sicker people drop out more, the effect may appear less harmful than it truly is</w:t>
+      </w:r>
+    </w:p>
+    <w:p>
+      <w:pPr>
+        <w:pStyle w:val="Compact"/>
+        <w:numPr>
+          <w:ilvl w:val="0"/>
+          <w:numId w:val="1006"/>
+        </w:numPr>
+      </w:pPr>
+      <w:r>
+        <w:t xml:space="preserve">If treatment makes people healthier and healthier people drop out less, the effect may appear more beneficial than it truly is</w:t>
+      </w:r>
+    </w:p>
+    <w:bookmarkEnd w:id="14"/>
+    <w:bookmarkStart w:id="15" w:name="healthy-worker-bias"/>
+    <w:p>
+      <w:pPr>
+        <w:pStyle w:val="Heading3"/>
+      </w:pPr>
+      <w:r>
+        <w:t xml:space="preserve">2.3 Healthy Worker Bias</w:t>
+      </w:r>
+    </w:p>
+    <w:p>
+      <w:pPr>
+        <w:pStyle w:val="FirstParagraph"/>
+      </w:pPr>
+      <w:r>
+        <w:rPr>
+          <w:b/>
+          <w:bCs/>
+        </w:rPr>
+        <w:t xml:space="preserve">Scenario</w:t>
+      </w:r>
+      <w:r>
+        <w:t xml:space="preserve">: Workers must be healthy enough to remain employed.</w:t>
+      </w:r>
+    </w:p>
+    <w:p>
+      <w:pPr>
+        <w:pStyle w:val="BodyText"/>
+      </w:pPr>
+      <w:r>
+        <w:rPr>
+          <w:b/>
+          <w:bCs/>
+        </w:rPr>
+        <w:t xml:space="preserve">Example</w:t>
+      </w:r>
+      <w:r>
+        <w:t xml:space="preserve">: Studying occupational exposures</w:t>
+      </w:r>
+      <w:r>
+        <w:t xml:space="preserve"> </w:t>
+      </w:r>
+      <m:oMath>
+        <m:r>
+          <m:t>A</m:t>
+        </m:r>
+      </m:oMath>
+      <w:r>
+        <w:t xml:space="preserve"> </w:t>
+      </w:r>
+      <w:r>
+        <w:t xml:space="preserve">on mortality</w:t>
+      </w:r>
+      <w:r>
+        <w:t xml:space="preserve"> </w:t>
+      </w:r>
+      <m:oMath>
+        <m:r>
+          <m:t>Y</m:t>
+        </m:r>
+      </m:oMath>
+      <w:r>
+        <w:t xml:space="preserve"> </w:t>
+      </w:r>
+      <w:r>
+        <w:t xml:space="preserve">among employed workers.</w:t>
+      </w:r>
+    </w:p>
+    <w:p>
+      <w:pPr>
+        <w:pStyle w:val="BodyText"/>
+      </w:pPr>
+      <w:r>
+        <w:t xml:space="preserve">Employment status</w:t>
+      </w:r>
+      <w:r>
+        <w:t xml:space="preserve"> </w:t>
+      </w:r>
+      <m:oMath>
+        <m:r>
+          <m:t>C</m:t>
+        </m:r>
+      </m:oMath>
+      <w:r>
+        <w:t xml:space="preserve"> </w:t>
+      </w:r>
+      <w:r>
+        <w:t xml:space="preserve">is affected by both:</w:t>
+      </w:r>
+    </w:p>
+    <w:p>
+      <w:pPr>
+        <w:pStyle w:val="Compact"/>
+        <w:numPr>
+          <w:ilvl w:val="0"/>
+          <w:numId w:val="1007"/>
+        </w:numPr>
+      </w:pPr>
+      <w:r>
+        <w:t xml:space="preserve">Occupational exposures (some exposures make workers sick, leading to job loss)</w:t>
+      </w:r>
+    </w:p>
+    <w:p>
+      <w:pPr>
+        <w:pStyle w:val="Compact"/>
+        <w:numPr>
+          <w:ilvl w:val="0"/>
+          <w:numId w:val="1007"/>
+        </w:numPr>
+      </w:pPr>
+      <w:r>
+        <w:t xml:space="preserve">Health status (sick workers leave the workforce)</w:t>
+      </w:r>
+    </w:p>
+    <w:p>
+      <w:pPr>
+        <w:pStyle w:val="FirstParagraph"/>
+      </w:pPr>
+      <w:r>
+        <w:t xml:space="preserve">Restricting to currently employed workers conditions on</w:t>
+      </w:r>
+      <w:r>
+        <w:t xml:space="preserve"> </w:t>
+      </w:r>
+      <m:oMath>
+        <m:r>
+          <m:t>C</m:t>
+        </m:r>
+      </m:oMath>
+      <w:r>
+        <w:t xml:space="preserve">, inducing selection bias.</w:t>
+      </w:r>
+    </w:p>
+    <w:p>
+      <w:pPr>
+        <w:pStyle w:val="BodyText"/>
+      </w:pPr>
+      <w:r>
+        <w:t xml:space="preserve">Result: Occupational cohorts often show lower mortality than the general population (the</w:t>
+      </w:r>
+      <w:r>
+        <w:t xml:space="preserve"> </w:t>
+      </w:r>
+      <w:r>
+        <w:t xml:space="preserve">“healthy worker effect”</w:t>
+      </w:r>
+      <w:r>
+        <w:t xml:space="preserve">), even for harmful exposures.</w:t>
+      </w:r>
+    </w:p>
+    <w:bookmarkEnd w:id="15"/>
+    <w:bookmarkStart w:id="16" w:name="berksons-bias-hospital-selection-bias"/>
+    <w:p>
+      <w:pPr>
+        <w:pStyle w:val="Heading3"/>
+      </w:pPr>
+      <w:r>
+        <w:t xml:space="preserve">2.4 Berkson’s Bias (Hospital Selection Bias)</w:t>
+      </w:r>
+    </w:p>
+    <w:p>
+      <w:pPr>
+        <w:pStyle w:val="FirstParagraph"/>
+      </w:pPr>
+      <w:r>
+        <w:rPr>
+          <w:b/>
+          <w:bCs/>
+        </w:rPr>
+        <w:t xml:space="preserve">Scenario</w:t>
+      </w:r>
+      <w:r>
+        <w:t xml:space="preserve">: Hospital-based case-control studies.</w:t>
+      </w:r>
+    </w:p>
+    <w:p>
+      <w:pPr>
+        <w:pStyle w:val="BodyText"/>
+      </w:pPr>
+      <w:r>
+        <w:rPr>
+          <w:b/>
+          <w:bCs/>
+        </w:rPr>
+        <w:t xml:space="preserve">Example</w:t>
+      </w:r>
+      <w:r>
+        <w:t xml:space="preserve">: Studying the effect of smoking</w:t>
+      </w:r>
+      <w:r>
+        <w:t xml:space="preserve"> </w:t>
+      </w:r>
+      <m:oMath>
+        <m:r>
+          <m:t>A</m:t>
+        </m:r>
+      </m:oMath>
+      <w:r>
+        <w:t xml:space="preserve"> </w:t>
+      </w:r>
+      <w:r>
+        <w:t xml:space="preserve">on lung cancer</w:t>
+      </w:r>
+      <w:r>
+        <w:t xml:space="preserve"> </w:t>
+      </w:r>
+      <m:oMath>
+        <m:r>
+          <m:t>Y</m:t>
+        </m:r>
+      </m:oMath>
+      <w:r>
+        <w:t xml:space="preserve"> </w:t>
+      </w:r>
+      <w:r>
+        <w:t xml:space="preserve">using hospitalized patients.</w:t>
+      </w:r>
+    </w:p>
+    <w:p>
+      <w:pPr>
+        <w:pStyle w:val="BodyText"/>
+      </w:pPr>
+      <w:r>
+        <w:t xml:space="preserve">If:</w:t>
+      </w:r>
+    </w:p>
+    <w:p>
+      <w:pPr>
+        <w:pStyle w:val="Compact"/>
+        <w:numPr>
+          <w:ilvl w:val="0"/>
+          <w:numId w:val="1008"/>
+        </w:numPr>
+      </w:pPr>
+      <w:r>
+        <w:t xml:space="preserve">Smokers with other conditions (e.g., heart disease) are more likely to be hospitalized</w:t>
+      </w:r>
+    </w:p>
+    <w:p>
+      <w:pPr>
+        <w:pStyle w:val="Compact"/>
+        <w:numPr>
+          <w:ilvl w:val="0"/>
+          <w:numId w:val="1008"/>
+        </w:numPr>
+      </w:pPr>
+      <w:r>
+        <w:t xml:space="preserve">Non-smokers with lung cancer are more likely to be hospitalized than healthy non-smokers</w:t>
+      </w:r>
+    </w:p>
+    <w:p>
+      <w:pPr>
+        <w:pStyle w:val="FirstParagraph"/>
+      </w:pPr>
+      <w:r>
+        <w:t xml:space="preserve">Then among hospitalized individuals, smoking and lung cancer may appear less associated than in the general population.</w:t>
+      </w:r>
+    </w:p>
+    <w:p>
+      <w:pPr>
+        <w:pStyle w:val="BodyText"/>
+      </w:pPr>
+      <w:r>
+        <w:rPr>
+          <w:b/>
+          <w:bCs/>
+        </w:rPr>
+        <w:t xml:space="preserve">Berkson’s bias</w:t>
+      </w:r>
+      <w:r>
+        <w:t xml:space="preserve"> </w:t>
+      </w:r>
+      <w:r>
+        <w:t xml:space="preserve">(Berkson 1946) was one of the first recognized forms of selection bias.</w:t>
+      </w:r>
+    </w:p>
+    <w:p>
+      <w:pPr>
+        <w:pStyle w:val="BodyText"/>
+      </w:pPr>
+      <w:r>
+        <w:t xml:space="preserve">Named after Joseph Berkson, who noted that hospital-based studies can produce spurious associations because hospitalization itself is influenced by multiple factors.</w:t>
+      </w:r>
+    </w:p>
+    <w:p>
+      <w:pPr>
+        <w:pStyle w:val="BodyText"/>
+      </w:pPr>
+      <w:r>
+        <w:t xml:space="preserve">The bias arises because hospitalization</w:t>
+      </w:r>
+      <w:r>
+        <w:t xml:space="preserve"> </w:t>
+      </w:r>
+      <m:oMath>
+        <m:r>
+          <m:t>C</m:t>
+        </m:r>
+      </m:oMath>
+      <w:r>
+        <w:t xml:space="preserve"> </w:t>
+      </w:r>
+      <w:r>
+        <w:t xml:space="preserve">is a collider: various diseases and risk factors increase the probability of hospitalization.</w:t>
+      </w:r>
+    </w:p>
+    <w:bookmarkEnd w:id="16"/>
+    <w:bookmarkEnd w:id="17"/>
+    <w:bookmarkStart w:id="21" w:name="Xc646708f9b1fec6b3a3e4e8e7da7c0e19603c14"/>
+    <w:p>
+      <w:pPr>
+        <w:pStyle w:val="Heading2"/>
+      </w:pPr>
+      <w:r>
+        <w:t xml:space="preserve">3 8.3 Selection Bias and Confounding (pp. 109-111)</w:t>
+      </w:r>
+    </w:p>
+    <w:p>
+      <w:r>
+        <w:pict>
+          <v:rect style="width:0;height:1.5pt" o:hralign="center" o:hrstd="t" o:hr="t"/>
+        </w:pict>
+      </w:r>
+    </w:p>
+    <w:p>
+      <w:pPr>
+        <w:pStyle w:val="FirstParagraph"/>
+      </w:pPr>
+      <w:r>
+        <w:t xml:space="preserve">Selection bias and confounding are both forms of non-exchangeability, but they have different causal structures.</w:t>
+      </w:r>
+    </w:p>
+    <w:bookmarkStart w:id="18" w:name="structural-differences"/>
+    <w:p>
+      <w:pPr>
+        <w:pStyle w:val="Heading3"/>
+      </w:pPr>
+      <w:r>
+        <w:t xml:space="preserve">3.1 Structural Differences</w:t>
+      </w:r>
+    </w:p>
+    <w:p>
+      <w:pPr>
+        <w:pStyle w:val="FirstParagraph"/>
+      </w:pPr>
+      <w:r>
+        <w:rPr>
+          <w:b/>
+          <w:bCs/>
+        </w:rPr>
+        <w:t xml:space="preserve">Confounding</w:t>
+      </w:r>
+      <w:r>
+        <w:t xml:space="preserve">:</w:t>
+      </w:r>
+    </w:p>
+    <w:p>
+      <w:pPr>
+        <w:pStyle w:val="Compact"/>
+        <w:numPr>
+          <w:ilvl w:val="0"/>
+          <w:numId w:val="1009"/>
+        </w:numPr>
+      </w:pPr>
+      <w:r>
+        <w:t xml:space="preserve">Due to common</w:t>
+      </w:r>
+      <w:r>
+        <w:t xml:space="preserve"> </w:t>
+      </w:r>
+      <w:r>
+        <w:rPr>
+          <w:b/>
+          <w:bCs/>
+        </w:rPr>
+        <w:t xml:space="preserve">causes</w:t>
+      </w:r>
+      <w:r>
+        <w:t xml:space="preserve"> </w:t>
+      </w:r>
+      <w:r>
+        <w:t xml:space="preserve">of treatment and outcome</w:t>
+      </w:r>
+    </w:p>
+    <w:p>
+      <w:pPr>
+        <w:pStyle w:val="Compact"/>
+        <w:numPr>
+          <w:ilvl w:val="0"/>
+          <w:numId w:val="1009"/>
+        </w:numPr>
+      </w:pPr>
+      <w:r>
+        <w:t xml:space="preserve">Structure:</w:t>
+      </w:r>
+      <w:r>
+        <w:t xml:space="preserve"> </w:t>
+      </w:r>
+      <m:oMath>
+        <m:r>
+          <m:t>A</m:t>
+        </m:r>
+        <m:r>
+          <m:rPr>
+            <m:sty m:val="p"/>
+          </m:rPr>
+          <m:t>←</m:t>
+        </m:r>
+        <m:r>
+          <m:t>L</m:t>
+        </m:r>
+        <m:r>
+          <m:rPr>
+            <m:sty m:val="p"/>
+          </m:rPr>
+          <m:t>→</m:t>
+        </m:r>
+        <m:r>
+          <m:t>Y</m:t>
+        </m:r>
+      </m:oMath>
+      <w:r>
+        <w:t xml:space="preserve"> </w:t>
+      </w:r>
+      <w:r>
+        <w:t xml:space="preserve">(backdoor path)</w:t>
+      </w:r>
+    </w:p>
+    <w:p>
+      <w:pPr>
+        <w:pStyle w:val="Compact"/>
+        <w:numPr>
+          <w:ilvl w:val="0"/>
+          <w:numId w:val="1009"/>
+        </w:numPr>
+      </w:pPr>
+      <w:r>
+        <w:t xml:space="preserve">Present in the population before any selection</w:t>
+      </w:r>
+    </w:p>
+    <w:p>
+      <w:pPr>
+        <w:pStyle w:val="FirstParagraph"/>
+      </w:pPr>
       <w:r>
         <w:rPr>
           <w:b/>
@@ -742,75 +1583,101 @@
         <w:t xml:space="preserve">Selection bias</w:t>
       </w:r>
       <w:r>
-        <w:t xml:space="preserve"> </w:t>
-      </w:r>
-      <w:r>
-        <w:t xml:space="preserve">occurs when conditioning on (or restricting the analysis to) a common effect of treatment and outcome, or conditioning on a variable affected by such a common effect.</w:t>
-      </w:r>
-    </w:p>
-    <w:p>
-      <w:pPr>
-        <w:pStyle w:val="BodyText"/>
-      </w:pPr>
-      <w:r>
-        <w:t xml:space="preserve">This creates a non-causal association between treatment and outcome, even under the null hypothesis of no treatment effect.</w:t>
-      </w:r>
-    </w:p>
-    <w:bookmarkEnd w:id="10"/>
-    <w:p>
-      <w:pPr>
-        <w:pStyle w:val="BodyText"/>
-      </w:pPr>
+        <w:t xml:space="preserve">:</w:t>
+      </w:r>
+    </w:p>
+    <w:p>
+      <w:pPr>
+        <w:pStyle w:val="Compact"/>
+        <w:numPr>
+          <w:ilvl w:val="0"/>
+          <w:numId w:val="1010"/>
+        </w:numPr>
+      </w:pPr>
+      <w:r>
+        <w:t xml:space="preserve">Due to conditioning on common</w:t>
+      </w:r>
+      <w:r>
+        <w:t xml:space="preserve"> </w:t>
+      </w:r>
       <w:r>
         <w:rPr>
           <w:b/>
           <w:bCs/>
         </w:rPr>
-        <w:t xml:space="preserve">Why does this create bias?</w:t>
-      </w:r>
-    </w:p>
-    <w:p>
-      <w:pPr>
-        <w:pStyle w:val="BodyText"/>
-      </w:pPr>
-      <w:r>
-        <w:t xml:space="preserve">Within the selected subset (e.g., live births):</w:t>
-      </w:r>
-    </w:p>
-    <w:p>
-      <w:pPr>
-        <w:pStyle w:val="Compact"/>
-        <w:numPr>
-          <w:ilvl w:val="0"/>
-          <w:numId w:val="1004"/>
-        </w:numPr>
-      </w:pPr>
-      <w:r>
-        <w:t xml:space="preserve">Treated mothers who had a live birth are more likely to have fetuses without malformations (because treatment reduces abortion risk, so treated mothers with malformed fetuses can still have live births)</w:t>
-      </w:r>
-    </w:p>
-    <w:p>
-      <w:pPr>
-        <w:pStyle w:val="Compact"/>
-        <w:numPr>
-          <w:ilvl w:val="0"/>
-          <w:numId w:val="1004"/>
-        </w:numPr>
-      </w:pPr>
-      <w:r>
-        <w:t xml:space="preserve">Untreated mothers who had a live birth and whose fetuses had malformations must have been</w:t>
-      </w:r>
-      <w:r>
-        <w:t xml:space="preserve"> </w:t>
-      </w:r>
-      <w:r>
-        <w:t xml:space="preserve">“lucky”</w:t>
-      </w:r>
-      <w:r>
-        <w:t xml:space="preserve"> </w:t>
-      </w:r>
-      <w:r>
-        <w:t xml:space="preserve">in other ways to avoid abortion</w:t>
+        <w:t xml:space="preserve">effects</w:t>
+      </w:r>
+      <w:r>
+        <w:t xml:space="preserve"> </w:t>
+      </w:r>
+      <w:r>
+        <w:t xml:space="preserve">of treatment and outcome</w:t>
+      </w:r>
+    </w:p>
+    <w:p>
+      <w:pPr>
+        <w:pStyle w:val="Compact"/>
+        <w:numPr>
+          <w:ilvl w:val="0"/>
+          <w:numId w:val="1010"/>
+        </w:numPr>
+      </w:pPr>
+      <w:r>
+        <w:t xml:space="preserve">Structure:</w:t>
+      </w:r>
+      <w:r>
+        <w:t xml:space="preserve"> </w:t>
+      </w:r>
+      <m:oMath>
+        <m:r>
+          <m:t>A</m:t>
+        </m:r>
+        <m:r>
+          <m:rPr>
+            <m:sty m:val="p"/>
+          </m:rPr>
+          <m:t>→</m:t>
+        </m:r>
+        <m:r>
+          <m:t>C</m:t>
+        </m:r>
+        <m:r>
+          <m:rPr>
+            <m:sty m:val="p"/>
+          </m:rPr>
+          <m:t>←</m:t>
+        </m:r>
+        <m:r>
+          <m:t>Y</m:t>
+        </m:r>
+      </m:oMath>
+      <w:r>
+        <w:t xml:space="preserve"> </w:t>
+      </w:r>
+      <w:r>
+        <w:t xml:space="preserve">(collider)</w:t>
+      </w:r>
+    </w:p>
+    <w:p>
+      <w:pPr>
+        <w:pStyle w:val="Compact"/>
+        <w:numPr>
+          <w:ilvl w:val="0"/>
+          <w:numId w:val="1010"/>
+        </w:numPr>
+      </w:pPr>
+      <w:r>
+        <w:t xml:space="preserve">Created by the process of selecting individuals into the analysis</w:t>
+      </w:r>
+    </w:p>
+    <w:bookmarkEnd w:id="18"/>
+    <w:bookmarkStart w:id="19" w:name="can-both-occur-simultaneously"/>
+    <w:p>
+      <w:pPr>
+        <w:pStyle w:val="Heading3"/>
+      </w:pPr>
+      <w:r>
+        <w:t xml:space="preserve">3.2 Can Both Occur Simultaneously?</w:t>
       </w:r>
     </w:p>
     <w:p>
@@ -818,57 +1685,7 @@
         <w:pStyle w:val="FirstParagraph"/>
       </w:pPr>
       <w:r>
-        <w:t xml:space="preserve">This creates a spurious negative association between treatment and malformation in live births, even if treatment has no causal effect on malformations.</w:t>
-      </w:r>
-    </w:p>
-    <w:bookmarkEnd w:id="11"/>
-    <w:bookmarkEnd w:id="12"/>
-    <w:bookmarkStart w:id="17" w:name="examples-of-selection-bias-pp.-105-109"/>
-    <w:p>
-      <w:pPr>
-        <w:pStyle w:val="Heading2"/>
-      </w:pPr>
-      <w:r>
-        <w:t xml:space="preserve">2 8.2 Examples of Selection Bias (pp. 105-109)</w:t>
-      </w:r>
-    </w:p>
-    <w:p>
-      <w:r>
-        <w:pict>
-          <v:rect style="width:0;height:1.5pt" o:hralign="center" o:hrstd="t" o:hr="t"/>
-        </w:pict>
-      </w:r>
-    </w:p>
-    <w:p>
-      <w:pPr>
-        <w:pStyle w:val="FirstParagraph"/>
-      </w:pPr>
-      <w:r>
-        <w:t xml:space="preserve">Selection bias can arise in many settings. Here we review several common examples.</w:t>
-      </w:r>
-    </w:p>
-    <w:bookmarkStart w:id="13" w:name="self-selection-and-volunteer-bias"/>
-    <w:p>
-      <w:pPr>
-        <w:pStyle w:val="Heading3"/>
-      </w:pPr>
-      <w:r>
-        <w:t xml:space="preserve">2.1 Self-Selection and Volunteer Bias</w:t>
-      </w:r>
-    </w:p>
-    <w:p>
-      <w:pPr>
-        <w:pStyle w:val="FirstParagraph"/>
-      </w:pPr>
-      <w:r>
-        <w:rPr>
-          <w:b/>
-          <w:bCs/>
-        </w:rPr>
-        <w:t xml:space="preserve">Scenario</w:t>
-      </w:r>
-      <w:r>
-        <w:t xml:space="preserve">: Volunteers for a study may differ systematically from non-volunteers.</w:t>
+        <w:t xml:space="preserve">Yes! A variable can be both a confounder and a source of selection bias.</w:t>
       </w:r>
     </w:p>
     <w:p>
@@ -883,7 +1700,33 @@
         <w:t xml:space="preserve">Example</w:t>
       </w:r>
       <w:r>
-        <w:t xml:space="preserve">: A study of the effect of exercise</w:t>
+        <w:t xml:space="preserve">: Consider a variable</w:t>
+      </w:r>
+      <w:r>
+        <w:t xml:space="preserve"> </w:t>
+      </w:r>
+      <m:oMath>
+        <m:r>
+          <m:t>L</m:t>
+        </m:r>
+      </m:oMath>
+      <w:r>
+        <w:t xml:space="preserve"> </w:t>
+      </w:r>
+      <w:r>
+        <w:t xml:space="preserve">that:</w:t>
+      </w:r>
+    </w:p>
+    <w:p>
+      <w:pPr>
+        <w:pStyle w:val="Compact"/>
+        <w:numPr>
+          <w:ilvl w:val="0"/>
+          <w:numId w:val="1011"/>
+        </w:numPr>
+      </w:pPr>
+      <w:r>
+        <w:t xml:space="preserve">Is a common cause of</w:t>
       </w:r>
       <w:r>
         <w:t xml:space="preserve"> </w:t>
@@ -897,7 +1740,7 @@
         <w:t xml:space="preserve"> </w:t>
       </w:r>
       <w:r>
-        <w:t xml:space="preserve">on depression</w:t>
+        <w:t xml:space="preserve">and</w:t>
       </w:r>
       <w:r>
         <w:t xml:space="preserve"> </w:t>
@@ -911,57 +1754,58 @@
         <w:t xml:space="preserve"> </w:t>
       </w:r>
       <w:r>
-        <w:t xml:space="preserve">recruits volunteers.</w:t>
-      </w:r>
-    </w:p>
-    <w:p>
-      <w:pPr>
-        <w:pStyle w:val="BodyText"/>
-      </w:pPr>
-      <w:r>
-        <w:t xml:space="preserve">If both:</w:t>
-      </w:r>
-    </w:p>
-    <w:p>
-      <w:pPr>
-        <w:pStyle w:val="Compact"/>
-        <w:numPr>
-          <w:ilvl w:val="0"/>
-          <w:numId w:val="1005"/>
-        </w:numPr>
-      </w:pPr>
-      <w:r>
-        <w:t xml:space="preserve">People who exercise are more likely to volunteer</w:t>
-      </w:r>
-    </w:p>
-    <w:p>
-      <w:pPr>
-        <w:pStyle w:val="Compact"/>
-        <w:numPr>
-          <w:ilvl w:val="0"/>
-          <w:numId w:val="1005"/>
-        </w:numPr>
-      </w:pPr>
-      <w:r>
-        <w:t xml:space="preserve">People without depression are more likely to volunteer</w:t>
-      </w:r>
-    </w:p>
-    <w:p>
-      <w:pPr>
-        <w:pStyle w:val="FirstParagraph"/>
-      </w:pPr>
-      <w:r>
-        <w:t xml:space="preserve">Then among volunteers, exercisers may appear less depressed even without a causal effect, simply because volunteers who don’t exercise are selected for being unusually non-depressed (to offset their lower volunteering tendency).</w:t>
-      </w:r>
-    </w:p>
-    <w:bookmarkEnd w:id="13"/>
-    <w:bookmarkStart w:id="14" w:name="loss-to-follow-up"/>
-    <w:p>
-      <w:pPr>
-        <w:pStyle w:val="Heading3"/>
-      </w:pPr>
-      <w:r>
-        <w:t xml:space="preserve">2.2 Loss to Follow-Up</w:t>
+        <w:t xml:space="preserve">(creates confounding)</w:t>
+      </w:r>
+    </w:p>
+    <w:p>
+      <w:pPr>
+        <w:pStyle w:val="Compact"/>
+        <w:numPr>
+          <w:ilvl w:val="0"/>
+          <w:numId w:val="1011"/>
+        </w:numPr>
+      </w:pPr>
+      <w:r>
+        <w:t xml:space="preserve">Is conditioned on in the analysis (creates selection bias if</w:t>
+      </w:r>
+      <w:r>
+        <w:t xml:space="preserve"> </w:t>
+      </w:r>
+      <m:oMath>
+        <m:r>
+          <m:t>L</m:t>
+        </m:r>
+      </m:oMath>
+      <w:r>
+        <w:t xml:space="preserve"> </w:t>
+      </w:r>
+      <w:r>
+        <w:t xml:space="preserve">is also affected by</w:t>
+      </w:r>
+      <w:r>
+        <w:t xml:space="preserve"> </w:t>
+      </w:r>
+      <m:oMath>
+        <m:r>
+          <m:t>A</m:t>
+        </m:r>
+      </m:oMath>
+      <w:r>
+        <w:t xml:space="preserve"> </w:t>
+      </w:r>
+      <w:r>
+        <w:t xml:space="preserve">or</w:t>
+      </w:r>
+      <w:r>
+        <w:t xml:space="preserve"> </w:t>
+      </w:r>
+      <m:oMath>
+        <m:r>
+          <m:t>Y</m:t>
+        </m:r>
+      </m:oMath>
+      <w:r>
+        <w:t xml:space="preserve">)</w:t>
       </w:r>
     </w:p>
     <w:p>
@@ -973,10 +1817,60 @@
           <w:b/>
           <w:bCs/>
         </w:rPr>
-        <w:t xml:space="preserve">Scenario</w:t>
-      </w:r>
-      <w:r>
-        <w:t xml:space="preserve">: Individuals drop out of a study after treatment assignment but before outcome measurement.</w:t>
+        <w:t xml:space="preserve">Practical implication</w:t>
+      </w:r>
+      <w:r>
+        <w:t xml:space="preserve">: Adjusting for a variable can simultaneously:</w:t>
+      </w:r>
+    </w:p>
+    <w:p>
+      <w:pPr>
+        <w:pStyle w:val="Compact"/>
+        <w:numPr>
+          <w:ilvl w:val="0"/>
+          <w:numId w:val="1012"/>
+        </w:numPr>
+      </w:pPr>
+      <w:r>
+        <w:t xml:space="preserve">Reduce confounding (if the variable is a confounder)</w:t>
+      </w:r>
+    </w:p>
+    <w:p>
+      <w:pPr>
+        <w:pStyle w:val="Compact"/>
+        <w:numPr>
+          <w:ilvl w:val="0"/>
+          <w:numId w:val="1012"/>
+        </w:numPr>
+      </w:pPr>
+      <w:r>
+        <w:t xml:space="preserve">Introduce selection bias (if the variable is a collider)</w:t>
+      </w:r>
+    </w:p>
+    <w:p>
+      <w:pPr>
+        <w:pStyle w:val="FirstParagraph"/>
+      </w:pPr>
+      <w:r>
+        <w:t xml:space="preserve">This is why careful causal analysis using DAGs is essential before deciding which variables to adjust for.</w:t>
+      </w:r>
+    </w:p>
+    <w:bookmarkEnd w:id="19"/>
+    <w:bookmarkStart w:id="20" w:name="confounding-by-selection"/>
+    <w:p>
+      <w:pPr>
+        <w:pStyle w:val="Heading3"/>
+      </w:pPr>
+      <w:r>
+        <w:t xml:space="preserve">3.3 Confounding by Selection</w:t>
+      </w:r>
+    </w:p>
+    <w:p>
+      <w:pPr>
+        <w:pStyle w:val="FirstParagraph"/>
+      </w:pPr>
+      <w:r>
+        <w:t xml:space="preserve">In some causal diagrams, selection can induce confounding by opening backdoor paths that would otherwise be blocked.</w:t>
       </w:r>
     </w:p>
     <w:p>
@@ -991,863 +1885,6 @@
         <w:t xml:space="preserve">Example</w:t>
       </w:r>
       <w:r>
-        <w:t xml:space="preserve">: Sicker patients are more likely to drop out, and treatment affects sickness.</w:t>
-      </w:r>
-    </w:p>
-    <w:p>
-      <w:pPr>
-        <w:pStyle w:val="BodyText"/>
-      </w:pPr>
-      <w:r>
-        <w:t xml:space="preserve">If the analysis is restricted to those who complete the study, selection bias may occur because completion status</w:t>
-      </w:r>
-      <w:r>
-        <w:t xml:space="preserve"> </w:t>
-      </w:r>
-      <m:oMath>
-        <m:r>
-          <m:t>C</m:t>
-        </m:r>
-      </m:oMath>
-      <w:r>
-        <w:t xml:space="preserve"> </w:t>
-      </w:r>
-      <w:r>
-        <w:t xml:space="preserve">is affected by both treatment</w:t>
-      </w:r>
-      <w:r>
-        <w:t xml:space="preserve"> </w:t>
-      </w:r>
-      <m:oMath>
-        <m:r>
-          <m:t>A</m:t>
-        </m:r>
-      </m:oMath>
-      <w:r>
-        <w:t xml:space="preserve"> </w:t>
-      </w:r>
-      <w:r>
-        <w:t xml:space="preserve">and outcome</w:t>
-      </w:r>
-      <w:r>
-        <w:t xml:space="preserve"> </w:t>
-      </w:r>
-      <m:oMath>
-        <m:r>
-          <m:t>Y</m:t>
-        </m:r>
-      </m:oMath>
-      <w:r>
-        <w:t xml:space="preserve"> </w:t>
-      </w:r>
-      <w:r>
-        <w:t xml:space="preserve">(or their common causes).</w:t>
-      </w:r>
-    </w:p>
-    <w:p>
-      <w:pPr>
-        <w:pStyle w:val="BodyText"/>
-      </w:pPr>
-      <w:r>
-        <w:rPr>
-          <w:b/>
-          <w:bCs/>
-        </w:rPr>
-        <w:t xml:space="preserve">Loss to follow-up</w:t>
-      </w:r>
-      <w:r>
-        <w:t xml:space="preserve"> </w:t>
-      </w:r>
-      <w:r>
-        <w:t xml:space="preserve">is one of the most common sources of selection bias in practice.</w:t>
-      </w:r>
-    </w:p>
-    <w:p>
-      <w:pPr>
-        <w:pStyle w:val="BodyText"/>
-      </w:pPr>
-      <w:r>
-        <w:t xml:space="preserve">The bias can go in either direction depending on the pattern of dropout:</w:t>
-      </w:r>
-    </w:p>
-    <w:p>
-      <w:pPr>
-        <w:pStyle w:val="Compact"/>
-        <w:numPr>
-          <w:ilvl w:val="0"/>
-          <w:numId w:val="1006"/>
-        </w:numPr>
-      </w:pPr>
-      <w:r>
-        <w:t xml:space="preserve">If treatment makes people sicker and sicker people drop out more, the effect may appear less harmful than it truly is</w:t>
-      </w:r>
-    </w:p>
-    <w:p>
-      <w:pPr>
-        <w:pStyle w:val="Compact"/>
-        <w:numPr>
-          <w:ilvl w:val="0"/>
-          <w:numId w:val="1006"/>
-        </w:numPr>
-      </w:pPr>
-      <w:r>
-        <w:t xml:space="preserve">If treatment makes people healthier and healthier people drop out less, the effect may appear more beneficial than it truly is</w:t>
-      </w:r>
-    </w:p>
-    <w:bookmarkEnd w:id="14"/>
-    <w:bookmarkStart w:id="15" w:name="healthy-worker-bias"/>
-    <w:p>
-      <w:pPr>
-        <w:pStyle w:val="Heading3"/>
-      </w:pPr>
-      <w:r>
-        <w:t xml:space="preserve">2.3 Healthy Worker Bias</w:t>
-      </w:r>
-    </w:p>
-    <w:p>
-      <w:pPr>
-        <w:pStyle w:val="FirstParagraph"/>
-      </w:pPr>
-      <w:r>
-        <w:rPr>
-          <w:b/>
-          <w:bCs/>
-        </w:rPr>
-        <w:t xml:space="preserve">Scenario</w:t>
-      </w:r>
-      <w:r>
-        <w:t xml:space="preserve">: Workers must be healthy enough to remain employed.</w:t>
-      </w:r>
-    </w:p>
-    <w:p>
-      <w:pPr>
-        <w:pStyle w:val="BodyText"/>
-      </w:pPr>
-      <w:r>
-        <w:rPr>
-          <w:b/>
-          <w:bCs/>
-        </w:rPr>
-        <w:t xml:space="preserve">Example</w:t>
-      </w:r>
-      <w:r>
-        <w:t xml:space="preserve">: Studying occupational exposures</w:t>
-      </w:r>
-      <w:r>
-        <w:t xml:space="preserve"> </w:t>
-      </w:r>
-      <m:oMath>
-        <m:r>
-          <m:t>A</m:t>
-        </m:r>
-      </m:oMath>
-      <w:r>
-        <w:t xml:space="preserve"> </w:t>
-      </w:r>
-      <w:r>
-        <w:t xml:space="preserve">on mortality</w:t>
-      </w:r>
-      <w:r>
-        <w:t xml:space="preserve"> </w:t>
-      </w:r>
-      <m:oMath>
-        <m:r>
-          <m:t>Y</m:t>
-        </m:r>
-      </m:oMath>
-      <w:r>
-        <w:t xml:space="preserve"> </w:t>
-      </w:r>
-      <w:r>
-        <w:t xml:space="preserve">among employed workers.</w:t>
-      </w:r>
-    </w:p>
-    <w:p>
-      <w:pPr>
-        <w:pStyle w:val="BodyText"/>
-      </w:pPr>
-      <w:r>
-        <w:t xml:space="preserve">Employment status</w:t>
-      </w:r>
-      <w:r>
-        <w:t xml:space="preserve"> </w:t>
-      </w:r>
-      <m:oMath>
-        <m:r>
-          <m:t>C</m:t>
-        </m:r>
-      </m:oMath>
-      <w:r>
-        <w:t xml:space="preserve"> </w:t>
-      </w:r>
-      <w:r>
-        <w:t xml:space="preserve">is affected by both:</w:t>
-      </w:r>
-    </w:p>
-    <w:p>
-      <w:pPr>
-        <w:pStyle w:val="Compact"/>
-        <w:numPr>
-          <w:ilvl w:val="0"/>
-          <w:numId w:val="1007"/>
-        </w:numPr>
-      </w:pPr>
-      <w:r>
-        <w:t xml:space="preserve">Occupational exposures (some exposures make workers sick, leading to job loss)</w:t>
-      </w:r>
-    </w:p>
-    <w:p>
-      <w:pPr>
-        <w:pStyle w:val="Compact"/>
-        <w:numPr>
-          <w:ilvl w:val="0"/>
-          <w:numId w:val="1007"/>
-        </w:numPr>
-      </w:pPr>
-      <w:r>
-        <w:t xml:space="preserve">Health status (sick workers leave the workforce)</w:t>
-      </w:r>
-    </w:p>
-    <w:p>
-      <w:pPr>
-        <w:pStyle w:val="FirstParagraph"/>
-      </w:pPr>
-      <w:r>
-        <w:t xml:space="preserve">Restricting to currently employed workers conditions on</w:t>
-      </w:r>
-      <w:r>
-        <w:t xml:space="preserve"> </w:t>
-      </w:r>
-      <m:oMath>
-        <m:r>
-          <m:t>C</m:t>
-        </m:r>
-      </m:oMath>
-      <w:r>
-        <w:t xml:space="preserve">, inducing selection bias.</w:t>
-      </w:r>
-    </w:p>
-    <w:p>
-      <w:pPr>
-        <w:pStyle w:val="BodyText"/>
-      </w:pPr>
-      <w:r>
-        <w:t xml:space="preserve">Result: Occupational cohorts often show lower mortality than the general population (the</w:t>
-      </w:r>
-      <w:r>
-        <w:t xml:space="preserve"> </w:t>
-      </w:r>
-      <w:r>
-        <w:t xml:space="preserve">“healthy worker effect”</w:t>
-      </w:r>
-      <w:r>
-        <w:t xml:space="preserve">), even for harmful exposures.</w:t>
-      </w:r>
-    </w:p>
-    <w:bookmarkEnd w:id="15"/>
-    <w:bookmarkStart w:id="16" w:name="berksons-bias-hospital-selection-bias"/>
-    <w:p>
-      <w:pPr>
-        <w:pStyle w:val="Heading3"/>
-      </w:pPr>
-      <w:r>
-        <w:t xml:space="preserve">2.4 Berkson’s Bias (Hospital Selection Bias)</w:t>
-      </w:r>
-    </w:p>
-    <w:p>
-      <w:pPr>
-        <w:pStyle w:val="FirstParagraph"/>
-      </w:pPr>
-      <w:r>
-        <w:rPr>
-          <w:b/>
-          <w:bCs/>
-        </w:rPr>
-        <w:t xml:space="preserve">Scenario</w:t>
-      </w:r>
-      <w:r>
-        <w:t xml:space="preserve">: Hospital-based case-control studies.</w:t>
-      </w:r>
-    </w:p>
-    <w:p>
-      <w:pPr>
-        <w:pStyle w:val="BodyText"/>
-      </w:pPr>
-      <w:r>
-        <w:rPr>
-          <w:b/>
-          <w:bCs/>
-        </w:rPr>
-        <w:t xml:space="preserve">Example</w:t>
-      </w:r>
-      <w:r>
-        <w:t xml:space="preserve">: Studying the effect of smoking</w:t>
-      </w:r>
-      <w:r>
-        <w:t xml:space="preserve"> </w:t>
-      </w:r>
-      <m:oMath>
-        <m:r>
-          <m:t>A</m:t>
-        </m:r>
-      </m:oMath>
-      <w:r>
-        <w:t xml:space="preserve"> </w:t>
-      </w:r>
-      <w:r>
-        <w:t xml:space="preserve">on lung cancer</w:t>
-      </w:r>
-      <w:r>
-        <w:t xml:space="preserve"> </w:t>
-      </w:r>
-      <m:oMath>
-        <m:r>
-          <m:t>Y</m:t>
-        </m:r>
-      </m:oMath>
-      <w:r>
-        <w:t xml:space="preserve"> </w:t>
-      </w:r>
-      <w:r>
-        <w:t xml:space="preserve">using hospitalized patients.</w:t>
-      </w:r>
-    </w:p>
-    <w:p>
-      <w:pPr>
-        <w:pStyle w:val="BodyText"/>
-      </w:pPr>
-      <w:r>
-        <w:t xml:space="preserve">If:</w:t>
-      </w:r>
-    </w:p>
-    <w:p>
-      <w:pPr>
-        <w:pStyle w:val="Compact"/>
-        <w:numPr>
-          <w:ilvl w:val="0"/>
-          <w:numId w:val="1008"/>
-        </w:numPr>
-      </w:pPr>
-      <w:r>
-        <w:t xml:space="preserve">Smokers with other conditions (e.g., heart disease) are more likely to be hospitalized</w:t>
-      </w:r>
-    </w:p>
-    <w:p>
-      <w:pPr>
-        <w:pStyle w:val="Compact"/>
-        <w:numPr>
-          <w:ilvl w:val="0"/>
-          <w:numId w:val="1008"/>
-        </w:numPr>
-      </w:pPr>
-      <w:r>
-        <w:t xml:space="preserve">Non-smokers with lung cancer are more likely to be hospitalized than healthy non-smokers</w:t>
-      </w:r>
-    </w:p>
-    <w:p>
-      <w:pPr>
-        <w:pStyle w:val="FirstParagraph"/>
-      </w:pPr>
-      <w:r>
-        <w:t xml:space="preserve">Then among hospitalized individuals, smoking and lung cancer may appear less associated than in the general population.</w:t>
-      </w:r>
-    </w:p>
-    <w:p>
-      <w:pPr>
-        <w:pStyle w:val="BodyText"/>
-      </w:pPr>
-      <w:r>
-        <w:rPr>
-          <w:b/>
-          <w:bCs/>
-        </w:rPr>
-        <w:t xml:space="preserve">Berkson’s bias</w:t>
-      </w:r>
-      <w:r>
-        <w:t xml:space="preserve"> </w:t>
-      </w:r>
-      <w:r>
-        <w:t xml:space="preserve">(Berkson 1946) was one of the first recognized forms of selection bias.</w:t>
-      </w:r>
-    </w:p>
-    <w:p>
-      <w:pPr>
-        <w:pStyle w:val="BodyText"/>
-      </w:pPr>
-      <w:r>
-        <w:t xml:space="preserve">Named after Joseph Berkson, who noted that hospital-based studies can produce spurious associations because hospitalization itself is influenced by multiple factors.</w:t>
-      </w:r>
-    </w:p>
-    <w:p>
-      <w:pPr>
-        <w:pStyle w:val="BodyText"/>
-      </w:pPr>
-      <w:r>
-        <w:t xml:space="preserve">The bias arises because hospitalization</w:t>
-      </w:r>
-      <w:r>
-        <w:t xml:space="preserve"> </w:t>
-      </w:r>
-      <m:oMath>
-        <m:r>
-          <m:t>C</m:t>
-        </m:r>
-      </m:oMath>
-      <w:r>
-        <w:t xml:space="preserve"> </w:t>
-      </w:r>
-      <w:r>
-        <w:t xml:space="preserve">is a collider: various diseases and risk factors increase the probability of hospitalization.</w:t>
-      </w:r>
-    </w:p>
-    <w:bookmarkEnd w:id="16"/>
-    <w:bookmarkEnd w:id="17"/>
-    <w:bookmarkStart w:id="21" w:name="Xc646708f9b1fec6b3a3e4e8e7da7c0e19603c14"/>
-    <w:p>
-      <w:pPr>
-        <w:pStyle w:val="Heading2"/>
-      </w:pPr>
-      <w:r>
-        <w:t xml:space="preserve">3 8.3 Selection Bias and Confounding (pp. 109-111)</w:t>
-      </w:r>
-    </w:p>
-    <w:p>
-      <w:r>
-        <w:pict>
-          <v:rect style="width:0;height:1.5pt" o:hralign="center" o:hrstd="t" o:hr="t"/>
-        </w:pict>
-      </w:r>
-    </w:p>
-    <w:p>
-      <w:pPr>
-        <w:pStyle w:val="FirstParagraph"/>
-      </w:pPr>
-      <w:r>
-        <w:t xml:space="preserve">Selection bias and confounding are both forms of non-exchangeability, but they have different causal structures.</w:t>
-      </w:r>
-    </w:p>
-    <w:bookmarkStart w:id="18" w:name="structural-differences"/>
-    <w:p>
-      <w:pPr>
-        <w:pStyle w:val="Heading3"/>
-      </w:pPr>
-      <w:r>
-        <w:t xml:space="preserve">3.1 Structural Differences</w:t>
-      </w:r>
-    </w:p>
-    <w:p>
-      <w:pPr>
-        <w:pStyle w:val="FirstParagraph"/>
-      </w:pPr>
-      <w:r>
-        <w:rPr>
-          <w:b/>
-          <w:bCs/>
-        </w:rPr>
-        <w:t xml:space="preserve">Confounding</w:t>
-      </w:r>
-      <w:r>
-        <w:t xml:space="preserve">:</w:t>
-      </w:r>
-    </w:p>
-    <w:p>
-      <w:pPr>
-        <w:pStyle w:val="Compact"/>
-        <w:numPr>
-          <w:ilvl w:val="0"/>
-          <w:numId w:val="1009"/>
-        </w:numPr>
-      </w:pPr>
-      <w:r>
-        <w:t xml:space="preserve">Due to common</w:t>
-      </w:r>
-      <w:r>
-        <w:t xml:space="preserve"> </w:t>
-      </w:r>
-      <w:r>
-        <w:rPr>
-          <w:b/>
-          <w:bCs/>
-        </w:rPr>
-        <w:t xml:space="preserve">causes</w:t>
-      </w:r>
-      <w:r>
-        <w:t xml:space="preserve"> </w:t>
-      </w:r>
-      <w:r>
-        <w:t xml:space="preserve">of treatment and outcome</w:t>
-      </w:r>
-    </w:p>
-    <w:p>
-      <w:pPr>
-        <w:pStyle w:val="Compact"/>
-        <w:numPr>
-          <w:ilvl w:val="0"/>
-          <w:numId w:val="1009"/>
-        </w:numPr>
-      </w:pPr>
-      <w:r>
-        <w:t xml:space="preserve">Structure:</w:t>
-      </w:r>
-      <w:r>
-        <w:t xml:space="preserve"> </w:t>
-      </w:r>
-      <m:oMath>
-        <m:r>
-          <m:t>A</m:t>
-        </m:r>
-        <m:r>
-          <m:rPr>
-            <m:sty m:val="p"/>
-          </m:rPr>
-          <m:t>←</m:t>
-        </m:r>
-        <m:r>
-          <m:t>L</m:t>
-        </m:r>
-        <m:r>
-          <m:rPr>
-            <m:sty m:val="p"/>
-          </m:rPr>
-          <m:t>→</m:t>
-        </m:r>
-        <m:r>
-          <m:t>Y</m:t>
-        </m:r>
-      </m:oMath>
-      <w:r>
-        <w:t xml:space="preserve"> </w:t>
-      </w:r>
-      <w:r>
-        <w:t xml:space="preserve">(backdoor path)</w:t>
-      </w:r>
-    </w:p>
-    <w:p>
-      <w:pPr>
-        <w:pStyle w:val="Compact"/>
-        <w:numPr>
-          <w:ilvl w:val="0"/>
-          <w:numId w:val="1009"/>
-        </w:numPr>
-      </w:pPr>
-      <w:r>
-        <w:t xml:space="preserve">Present in the population before any selection</w:t>
-      </w:r>
-    </w:p>
-    <w:p>
-      <w:pPr>
-        <w:pStyle w:val="FirstParagraph"/>
-      </w:pPr>
-      <w:r>
-        <w:rPr>
-          <w:b/>
-          <w:bCs/>
-        </w:rPr>
-        <w:t xml:space="preserve">Selection bias</w:t>
-      </w:r>
-      <w:r>
-        <w:t xml:space="preserve">:</w:t>
-      </w:r>
-    </w:p>
-    <w:p>
-      <w:pPr>
-        <w:pStyle w:val="Compact"/>
-        <w:numPr>
-          <w:ilvl w:val="0"/>
-          <w:numId w:val="1010"/>
-        </w:numPr>
-      </w:pPr>
-      <w:r>
-        <w:t xml:space="preserve">Due to conditioning on common</w:t>
-      </w:r>
-      <w:r>
-        <w:t xml:space="preserve"> </w:t>
-      </w:r>
-      <w:r>
-        <w:rPr>
-          <w:b/>
-          <w:bCs/>
-        </w:rPr>
-        <w:t xml:space="preserve">effects</w:t>
-      </w:r>
-      <w:r>
-        <w:t xml:space="preserve"> </w:t>
-      </w:r>
-      <w:r>
-        <w:t xml:space="preserve">of treatment and outcome</w:t>
-      </w:r>
-    </w:p>
-    <w:p>
-      <w:pPr>
-        <w:pStyle w:val="Compact"/>
-        <w:numPr>
-          <w:ilvl w:val="0"/>
-          <w:numId w:val="1010"/>
-        </w:numPr>
-      </w:pPr>
-      <w:r>
-        <w:t xml:space="preserve">Structure:</w:t>
-      </w:r>
-      <w:r>
-        <w:t xml:space="preserve"> </w:t>
-      </w:r>
-      <m:oMath>
-        <m:r>
-          <m:t>A</m:t>
-        </m:r>
-        <m:r>
-          <m:rPr>
-            <m:sty m:val="p"/>
-          </m:rPr>
-          <m:t>→</m:t>
-        </m:r>
-        <m:r>
-          <m:t>C</m:t>
-        </m:r>
-        <m:r>
-          <m:rPr>
-            <m:sty m:val="p"/>
-          </m:rPr>
-          <m:t>←</m:t>
-        </m:r>
-        <m:r>
-          <m:t>Y</m:t>
-        </m:r>
-      </m:oMath>
-      <w:r>
-        <w:t xml:space="preserve"> </w:t>
-      </w:r>
-      <w:r>
-        <w:t xml:space="preserve">(collider)</w:t>
-      </w:r>
-    </w:p>
-    <w:p>
-      <w:pPr>
-        <w:pStyle w:val="Compact"/>
-        <w:numPr>
-          <w:ilvl w:val="0"/>
-          <w:numId w:val="1010"/>
-        </w:numPr>
-      </w:pPr>
-      <w:r>
-        <w:t xml:space="preserve">Created by the process of selecting individuals into the analysis</w:t>
-      </w:r>
-    </w:p>
-    <w:bookmarkEnd w:id="18"/>
-    <w:bookmarkStart w:id="19" w:name="can-both-occur-simultaneously"/>
-    <w:p>
-      <w:pPr>
-        <w:pStyle w:val="Heading3"/>
-      </w:pPr>
-      <w:r>
-        <w:t xml:space="preserve">3.2 Can Both Occur Simultaneously?</w:t>
-      </w:r>
-    </w:p>
-    <w:p>
-      <w:pPr>
-        <w:pStyle w:val="FirstParagraph"/>
-      </w:pPr>
-      <w:r>
-        <w:t xml:space="preserve">Yes! A variable can be both a confounder and a source of selection bias.</w:t>
-      </w:r>
-    </w:p>
-    <w:p>
-      <w:pPr>
-        <w:pStyle w:val="BodyText"/>
-      </w:pPr>
-      <w:r>
-        <w:rPr>
-          <w:b/>
-          <w:bCs/>
-        </w:rPr>
-        <w:t xml:space="preserve">Example</w:t>
-      </w:r>
-      <w:r>
-        <w:t xml:space="preserve">: Consider a variable</w:t>
-      </w:r>
-      <w:r>
-        <w:t xml:space="preserve"> </w:t>
-      </w:r>
-      <m:oMath>
-        <m:r>
-          <m:t>L</m:t>
-        </m:r>
-      </m:oMath>
-      <w:r>
-        <w:t xml:space="preserve"> </w:t>
-      </w:r>
-      <w:r>
-        <w:t xml:space="preserve">that:</w:t>
-      </w:r>
-    </w:p>
-    <w:p>
-      <w:pPr>
-        <w:pStyle w:val="Compact"/>
-        <w:numPr>
-          <w:ilvl w:val="0"/>
-          <w:numId w:val="1011"/>
-        </w:numPr>
-      </w:pPr>
-      <w:r>
-        <w:t xml:space="preserve">Is a common cause of</w:t>
-      </w:r>
-      <w:r>
-        <w:t xml:space="preserve"> </w:t>
-      </w:r>
-      <m:oMath>
-        <m:r>
-          <m:t>A</m:t>
-        </m:r>
-      </m:oMath>
-      <w:r>
-        <w:t xml:space="preserve"> </w:t>
-      </w:r>
-      <w:r>
-        <w:t xml:space="preserve">and</w:t>
-      </w:r>
-      <w:r>
-        <w:t xml:space="preserve"> </w:t>
-      </w:r>
-      <m:oMath>
-        <m:r>
-          <m:t>Y</m:t>
-        </m:r>
-      </m:oMath>
-      <w:r>
-        <w:t xml:space="preserve"> </w:t>
-      </w:r>
-      <w:r>
-        <w:t xml:space="preserve">(creates confounding)</w:t>
-      </w:r>
-    </w:p>
-    <w:p>
-      <w:pPr>
-        <w:pStyle w:val="Compact"/>
-        <w:numPr>
-          <w:ilvl w:val="0"/>
-          <w:numId w:val="1011"/>
-        </w:numPr>
-      </w:pPr>
-      <w:r>
-        <w:t xml:space="preserve">Is conditioned on in the analysis (creates selection bias if</w:t>
-      </w:r>
-      <w:r>
-        <w:t xml:space="preserve"> </w:t>
-      </w:r>
-      <m:oMath>
-        <m:r>
-          <m:t>L</m:t>
-        </m:r>
-      </m:oMath>
-      <w:r>
-        <w:t xml:space="preserve"> </w:t>
-      </w:r>
-      <w:r>
-        <w:t xml:space="preserve">is also affected by</w:t>
-      </w:r>
-      <w:r>
-        <w:t xml:space="preserve"> </w:t>
-      </w:r>
-      <m:oMath>
-        <m:r>
-          <m:t>A</m:t>
-        </m:r>
-      </m:oMath>
-      <w:r>
-        <w:t xml:space="preserve"> </w:t>
-      </w:r>
-      <w:r>
-        <w:t xml:space="preserve">or</w:t>
-      </w:r>
-      <w:r>
-        <w:t xml:space="preserve"> </w:t>
-      </w:r>
-      <m:oMath>
-        <m:r>
-          <m:t>Y</m:t>
-        </m:r>
-      </m:oMath>
-      <w:r>
-        <w:t xml:space="preserve">)</w:t>
-      </w:r>
-    </w:p>
-    <w:p>
-      <w:pPr>
-        <w:pStyle w:val="FirstParagraph"/>
-      </w:pPr>
-      <w:r>
-        <w:rPr>
-          <w:b/>
-          <w:bCs/>
-        </w:rPr>
-        <w:t xml:space="preserve">Practical implication</w:t>
-      </w:r>
-      <w:r>
-        <w:t xml:space="preserve">: Adjusting for a variable can simultaneously:</w:t>
-      </w:r>
-    </w:p>
-    <w:p>
-      <w:pPr>
-        <w:pStyle w:val="Compact"/>
-        <w:numPr>
-          <w:ilvl w:val="0"/>
-          <w:numId w:val="1012"/>
-        </w:numPr>
-      </w:pPr>
-      <w:r>
-        <w:t xml:space="preserve">Reduce confounding (if the variable is a confounder)</w:t>
-      </w:r>
-    </w:p>
-    <w:p>
-      <w:pPr>
-        <w:pStyle w:val="Compact"/>
-        <w:numPr>
-          <w:ilvl w:val="0"/>
-          <w:numId w:val="1012"/>
-        </w:numPr>
-      </w:pPr>
-      <w:r>
-        <w:t xml:space="preserve">Introduce selection bias (if the variable is a collider)</w:t>
-      </w:r>
-    </w:p>
-    <w:p>
-      <w:pPr>
-        <w:pStyle w:val="FirstParagraph"/>
-      </w:pPr>
-      <w:r>
-        <w:t xml:space="preserve">This is why careful causal analysis using DAGs is essential before deciding which variables to adjust for.</w:t>
-      </w:r>
-    </w:p>
-    <w:bookmarkEnd w:id="19"/>
-    <w:bookmarkStart w:id="20" w:name="confounding-by-selection"/>
-    <w:p>
-      <w:pPr>
-        <w:pStyle w:val="Heading3"/>
-      </w:pPr>
-      <w:r>
-        <w:t xml:space="preserve">3.3 Confounding by Selection</w:t>
-      </w:r>
-    </w:p>
-    <w:p>
-      <w:pPr>
-        <w:pStyle w:val="FirstParagraph"/>
-      </w:pPr>
-      <w:r>
-        <w:t xml:space="preserve">In some causal diagrams, selection can induce confounding by opening backdoor paths that would otherwise be blocked.</w:t>
-      </w:r>
-    </w:p>
-    <w:p>
-      <w:pPr>
-        <w:pStyle w:val="BodyText"/>
-      </w:pPr>
-      <w:r>
-        <w:rPr>
-          <w:b/>
-          <w:bCs/>
-        </w:rPr>
-        <w:t xml:space="preserve">Example</w:t>
-      </w:r>
-      <w:r>
         <w:t xml:space="preserve">: Suppose there is no confounding in the full population, but restricting the analysis to a subset creates confounding.</w:t>
       </w:r>
     </w:p>
@@ -2065,193 +2102,230 @@
         <w:t xml:space="preserve">The analysis is restricted to uncensored observations</w:t>
       </w:r>
     </w:p>
-    <w:bookmarkStart w:id="23" w:name="exm-censoring-bias"/>
-    <w:p>
-      <w:pPr>
-        <w:pStyle w:val="FirstParagraph"/>
-      </w:pPr>
-      <w:r>
-        <w:rPr>
-          <w:b/>
-          <w:bCs/>
-        </w:rPr>
-        <w:t xml:space="preserve">Example 1 (Censoring Creates Selection Bias)</w:t>
-      </w:r>
-      <w:r>
-        <w:t xml:space="preserve"> </w:t>
-      </w:r>
-      <w:r>
-        <w:t xml:space="preserve">Study the effect of AZT</w:t>
-      </w:r>
-      <w:r>
-        <w:t xml:space="preserve"> </w:t>
-      </w:r>
-      <m:oMath>
-        <m:r>
-          <m:t>A</m:t>
-        </m:r>
-      </m:oMath>
-      <w:r>
-        <w:t xml:space="preserve"> </w:t>
-      </w:r>
-      <w:r>
-        <w:t xml:space="preserve">on mortality</w:t>
-      </w:r>
-      <w:r>
-        <w:t xml:space="preserve"> </w:t>
-      </w:r>
-      <m:oMath>
-        <m:r>
-          <m:t>Y</m:t>
-        </m:r>
-      </m:oMath>
-      <w:r>
-        <w:t xml:space="preserve"> </w:t>
-      </w:r>
-      <w:r>
-        <w:t xml:space="preserve">in HIV-positive individuals.</w:t>
-      </w:r>
-    </w:p>
-    <w:p>
-      <w:pPr>
-        <w:pStyle w:val="BodyText"/>
-      </w:pPr>
-      <w:r>
-        <w:t xml:space="preserve">Suppose:</w:t>
-      </w:r>
-    </w:p>
-    <w:p>
-      <w:pPr>
-        <w:pStyle w:val="Compact"/>
-        <w:numPr>
-          <w:ilvl w:val="0"/>
-          <w:numId w:val="1015"/>
-        </w:numPr>
-      </w:pPr>
-      <w:r>
-        <w:t xml:space="preserve">AZT reduces mortality (increases survival time)</w:t>
-      </w:r>
-    </w:p>
-    <w:p>
-      <w:pPr>
-        <w:pStyle w:val="Compact"/>
-        <w:numPr>
-          <w:ilvl w:val="0"/>
-          <w:numId w:val="1015"/>
-        </w:numPr>
-      </w:pPr>
-      <w:r>
-        <w:t xml:space="preserve">Sicker patients are more likely to drop out of the study</w:t>
-      </w:r>
-    </w:p>
-    <w:p>
-      <w:pPr>
-        <w:pStyle w:val="Compact"/>
-        <w:numPr>
-          <w:ilvl w:val="0"/>
-          <w:numId w:val="1015"/>
-        </w:numPr>
-      </w:pPr>
-      <w:r>
-        <w:t xml:space="preserve">We censor (exclude) individuals who drop out</w:t>
-      </w:r>
-    </w:p>
-    <w:p>
-      <w:pPr>
-        <w:pStyle w:val="FirstParagraph"/>
-      </w:pPr>
-      <w:r>
-        <w:t xml:space="preserve">Let</w:t>
-      </w:r>
-      <w:r>
-        <w:t xml:space="preserve"> </w:t>
-      </w:r>
-      <m:oMath>
-        <m:r>
-          <m:t>C</m:t>
-        </m:r>
-      </m:oMath>
-      <w:r>
-        <w:t xml:space="preserve"> </w:t>
-      </w:r>
-      <w:r>
-        <w:t xml:space="preserve">indicate whether an individual remains in the study until outcome measurement.</w:t>
-      </w:r>
-    </w:p>
-    <w:p>
-      <w:pPr>
-        <w:pStyle w:val="BodyText"/>
-      </w:pPr>
-      <w:r>
-        <w:t xml:space="preserve">If</w:t>
-      </w:r>
-      <w:r>
-        <w:t xml:space="preserve"> </w:t>
-      </w:r>
-      <m:oMath>
-        <m:r>
-          <m:t>C</m:t>
-        </m:r>
-      </m:oMath>
-      <w:r>
-        <w:t xml:space="preserve"> </w:t>
-      </w:r>
-      <w:r>
-        <w:t xml:space="preserve">is affected by both</w:t>
-      </w:r>
-      <w:r>
-        <w:t xml:space="preserve"> </w:t>
-      </w:r>
-      <m:oMath>
-        <m:r>
-          <m:t>A</m:t>
-        </m:r>
-      </m:oMath>
-      <w:r>
-        <w:t xml:space="preserve"> </w:t>
-      </w:r>
-      <w:r>
-        <w:t xml:space="preserve">(through its effect on health/survival) and</w:t>
-      </w:r>
-      <w:r>
-        <w:t xml:space="preserve"> </w:t>
-      </w:r>
-      <m:oMath>
-        <m:r>
-          <m:t>Y</m:t>
-        </m:r>
-      </m:oMath>
-      <w:r>
-        <w:t xml:space="preserve"> </w:t>
-      </w:r>
-      <w:r>
-        <w:t xml:space="preserve">(sicker people with worse outcomes drop out more), then restricting to</w:t>
-      </w:r>
-      <w:r>
-        <w:t xml:space="preserve"> </w:t>
-      </w:r>
-      <m:oMath>
-        <m:r>
-          <m:t>C</m:t>
-        </m:r>
-        <m:r>
-          <m:rPr>
-            <m:sty m:val="p"/>
-          </m:rPr>
-          <m:t>=</m:t>
-        </m:r>
-        <m:r>
-          <m:t>1</m:t>
-        </m:r>
-      </m:oMath>
-      <w:r>
-        <w:t xml:space="preserve"> </w:t>
-      </w:r>
-      <w:r>
-        <w:t xml:space="preserve">creates selection bias.</w:t>
-      </w:r>
-    </w:p>
-    <w:bookmarkEnd w:id="23"/>
+    <w:tbl>
+      <w:tblPr>
+        <w:tblStyle w:val="Table"/>
+        <w:tblInd w:w="164" w:type="dxa"/>
+        <w:tblBorders>
+          <w:left w:val="single" w:sz="24" w:space="0" w:color="909090"/>
+        </w:tblBorders>
+        <w:tblCellMar>
+          <w:left w:w="0" w:type="dxa"/>
+          <w:right w:w="0" w:type="dxa"/>
+        </w:tblCellMar>
+        <w:tblLook w:firstRow="0" w:lastRow="0" w:firstColumn="0" w:lastColumn="0" w:noHBand="0" w:noVBand="0" w:val="0000"/>
+      </w:tblPr>
+      <w:tblGrid>
+        <w:gridCol w:w="7920"/>
+      </w:tblGrid>
+      <w:tr>
+        <w:trPr>
+          <w:cantSplit/>
+        </w:trPr>
+        <w:tc>
+          <w:tcPr>
+            <w:tcMar>
+              <w:left w:w="144" w:type="dxa"/>
+            </w:tcMar>
+          </w:tcPr>
+          <w:p>
+            <w:pPr>
+              <w:pStyle w:val="FirstParagraph"/>
+            </w:pPr>
+            <w:pPr>
+              <w:spacing w:before="16" w:after="64"/>
+            </w:pPr>
+          </w:p>
+          <w:bookmarkStart w:id="23" w:name="exm-censoring-bias"/>
+          <w:p>
+            <w:pPr>
+              <w:pStyle w:val="BodyText"/>
+            </w:pPr>
+            <w:r>
+              <w:rPr>
+                <w:b/>
+                <w:bCs/>
+              </w:rPr>
+              <w:t xml:space="preserve">Example 1 (Censoring Creates Selection Bias)</w:t>
+            </w:r>
+            <w:r>
+              <w:t xml:space="preserve"> </w:t>
+            </w:r>
+            <w:r>
+              <w:t xml:space="preserve">Study the effect of AZT</w:t>
+            </w:r>
+            <w:r>
+              <w:t xml:space="preserve"> </w:t>
+            </w:r>
+            <m:oMath>
+              <m:r>
+                <m:t>A</m:t>
+              </m:r>
+            </m:oMath>
+            <w:r>
+              <w:t xml:space="preserve"> </w:t>
+            </w:r>
+            <w:r>
+              <w:t xml:space="preserve">on mortality</w:t>
+            </w:r>
+            <w:r>
+              <w:t xml:space="preserve"> </w:t>
+            </w:r>
+            <m:oMath>
+              <m:r>
+                <m:t>Y</m:t>
+              </m:r>
+            </m:oMath>
+            <w:r>
+              <w:t xml:space="preserve"> </w:t>
+            </w:r>
+            <w:r>
+              <w:t xml:space="preserve">in HIV-positive individuals.</w:t>
+            </w:r>
+          </w:p>
+          <w:p>
+            <w:pPr>
+              <w:pStyle w:val="BodyText"/>
+            </w:pPr>
+            <w:r>
+              <w:t xml:space="preserve">Suppose:</w:t>
+            </w:r>
+          </w:p>
+          <w:p>
+            <w:pPr>
+              <w:pStyle w:val="Compact"/>
+              <w:numPr>
+                <w:ilvl w:val="0"/>
+                <w:numId w:val="1015"/>
+              </w:numPr>
+            </w:pPr>
+            <w:r>
+              <w:t xml:space="preserve">AZT reduces mortality (increases survival time)</w:t>
+            </w:r>
+          </w:p>
+          <w:p>
+            <w:pPr>
+              <w:pStyle w:val="Compact"/>
+              <w:numPr>
+                <w:ilvl w:val="0"/>
+                <w:numId w:val="1015"/>
+              </w:numPr>
+            </w:pPr>
+            <w:r>
+              <w:t xml:space="preserve">Sicker patients are more likely to drop out of the study</w:t>
+            </w:r>
+          </w:p>
+          <w:p>
+            <w:pPr>
+              <w:pStyle w:val="Compact"/>
+              <w:numPr>
+                <w:ilvl w:val="0"/>
+                <w:numId w:val="1015"/>
+              </w:numPr>
+            </w:pPr>
+            <w:r>
+              <w:t xml:space="preserve">We censor (exclude) individuals who drop out</w:t>
+            </w:r>
+          </w:p>
+          <w:p>
+            <w:pPr>
+              <w:pStyle w:val="FirstParagraph"/>
+            </w:pPr>
+            <w:r>
+              <w:t xml:space="preserve">Let</w:t>
+            </w:r>
+            <w:r>
+              <w:t xml:space="preserve"> </w:t>
+            </w:r>
+            <m:oMath>
+              <m:r>
+                <m:t>C</m:t>
+              </m:r>
+            </m:oMath>
+            <w:r>
+              <w:t xml:space="preserve"> </w:t>
+            </w:r>
+            <w:r>
+              <w:t xml:space="preserve">indicate whether an individual remains in the study until outcome measurement.</w:t>
+            </w:r>
+          </w:p>
+          <w:p>
+            <w:pPr>
+              <w:pStyle w:val="BodyText"/>
+            </w:pPr>
+            <w:r>
+              <w:t xml:space="preserve">If</w:t>
+            </w:r>
+            <w:r>
+              <w:t xml:space="preserve"> </w:t>
+            </w:r>
+            <m:oMath>
+              <m:r>
+                <m:t>C</m:t>
+              </m:r>
+            </m:oMath>
+            <w:r>
+              <w:t xml:space="preserve"> </w:t>
+            </w:r>
+            <w:r>
+              <w:t xml:space="preserve">is affected by both</w:t>
+            </w:r>
+            <w:r>
+              <w:t xml:space="preserve"> </w:t>
+            </w:r>
+            <m:oMath>
+              <m:r>
+                <m:t>A</m:t>
+              </m:r>
+            </m:oMath>
+            <w:r>
+              <w:t xml:space="preserve"> </w:t>
+            </w:r>
+            <w:r>
+              <w:t xml:space="preserve">(through its effect on health/survival) and</w:t>
+            </w:r>
+            <w:r>
+              <w:t xml:space="preserve"> </w:t>
+            </w:r>
+            <m:oMath>
+              <m:r>
+                <m:t>Y</m:t>
+              </m:r>
+            </m:oMath>
+            <w:r>
+              <w:t xml:space="preserve"> </w:t>
+            </w:r>
+            <w:r>
+              <w:t xml:space="preserve">(sicker people with worse outcomes drop out more), then restricting to</w:t>
+            </w:r>
+            <w:r>
+              <w:t xml:space="preserve"> </w:t>
+            </w:r>
+            <m:oMath>
+              <m:r>
+                <m:t>C</m:t>
+              </m:r>
+              <m:r>
+                <m:rPr>
+                  <m:sty m:val="p"/>
+                </m:rPr>
+                <m:t>=</m:t>
+              </m:r>
+              <m:r>
+                <m:t>1</m:t>
+              </m:r>
+            </m:oMath>
+            <w:r>
+              <w:t xml:space="preserve"> </w:t>
+            </w:r>
+            <w:r>
+              <w:t xml:space="preserve">creates selection bias.</w:t>
+            </w:r>
+          </w:p>
+          <w:bookmarkEnd w:id="23"/>
+        </w:tc>
+      </w:tr>
+    </w:tbl>
     <w:p>
       <w:pPr>
         <w:pStyle w:val="BodyText"/>
